--- a/competition/4_第七屆高科盃全國商業智慧競賽~10.28/編輯/延續性作品說明書.docx
+++ b/competition/4_第七屆高科盃全國商業智慧競賽~10.28/編輯/延續性作品說明書.docx
@@ -1,16 +1,14 @@
 
 <file path=word/document.xml><?xml version="1.0" encoding="utf-8"?>
-<w:document xmlns:wpc="http://schemas.microsoft.com/office/word/2010/wordprocessingCanvas" xmlns:cx="http://schemas.microsoft.com/office/drawing/2014/chartex" xmlns:mc="http://schemas.openxmlformats.org/markup-compatibility/2006" xmlns:o="urn:schemas-microsoft-com:office:office" xmlns:r="http://schemas.openxmlformats.org/officeDocument/2006/relationships" xmlns:m="http://schemas.openxmlformats.org/officeDocument/2006/math" xmlns:v="urn:schemas-microsoft-com:vml" xmlns:wp14="http://schemas.microsoft.com/office/word/2010/wordprocessingDrawing" xmlns:wp="http://schemas.openxmlformats.org/drawingml/2006/wordprocessingDrawing" xmlns:w10="urn:schemas-microsoft-com:office:word" xmlns:w="http://schemas.openxmlformats.org/wordprocessingml/2006/main" xmlns:w14="http://schemas.microsoft.com/office/word/2010/wordml" xmlns:w15="http://schemas.microsoft.com/office/word/2012/wordml" xmlns:w16se="http://schemas.microsoft.com/office/word/2015/wordml/symex" xmlns:wpg="http://schemas.microsoft.com/office/word/2010/wordprocessingGroup" xmlns:wpi="http://schemas.microsoft.com/office/word/2010/wordprocessingInk" xmlns:wne="http://schemas.microsoft.com/office/word/2006/wordml" xmlns:wps="http://schemas.microsoft.com/office/word/2010/wordprocessingShape" mc:Ignorable="w14 w15 w16se wp14">
+<w:document xmlns:wpc="http://schemas.microsoft.com/office/word/2010/wordprocessingCanvas" xmlns:cx="http://schemas.microsoft.com/office/drawing/2014/chartex" xmlns:cx1="http://schemas.microsoft.com/office/drawing/2015/9/8/chartex" xmlns:cx2="http://schemas.microsoft.com/office/drawing/2015/10/21/chartex" xmlns:cx3="http://schemas.microsoft.com/office/drawing/2016/5/9/chartex" xmlns:cx4="http://schemas.microsoft.com/office/drawing/2016/5/10/chartex" xmlns:cx5="http://schemas.microsoft.com/office/drawing/2016/5/11/chartex" xmlns:cx6="http://schemas.microsoft.com/office/drawing/2016/5/12/chartex" xmlns:cx7="http://schemas.microsoft.com/office/drawing/2016/5/13/chartex" xmlns:cx8="http://schemas.microsoft.com/office/drawing/2016/5/14/chartex" xmlns:mc="http://schemas.openxmlformats.org/markup-compatibility/2006" xmlns:aink="http://schemas.microsoft.com/office/drawing/2016/ink" xmlns:am3d="http://schemas.microsoft.com/office/drawing/2017/model3d" xmlns:o="urn:schemas-microsoft-com:office:office" xmlns:oel="http://schemas.microsoft.com/office/2019/extlst" xmlns:r="http://schemas.openxmlformats.org/officeDocument/2006/relationships" xmlns:m="http://schemas.openxmlformats.org/officeDocument/2006/math" xmlns:v="urn:schemas-microsoft-com:vml" xmlns:wp14="http://schemas.microsoft.com/office/word/2010/wordprocessingDrawing" xmlns:wp="http://schemas.openxmlformats.org/drawingml/2006/wordprocessingDrawing" xmlns:w10="urn:schemas-microsoft-com:office:word" xmlns:w="http://schemas.openxmlformats.org/wordprocessingml/2006/main" xmlns:w14="http://schemas.microsoft.com/office/word/2010/wordml" xmlns:w15="http://schemas.microsoft.com/office/word/2012/wordml" xmlns:w16cex="http://schemas.microsoft.com/office/word/2018/wordml/cex" xmlns:w16cid="http://schemas.microsoft.com/office/word/2016/wordml/cid" xmlns:w16="http://schemas.microsoft.com/office/word/2018/wordml" xmlns:w16du="http://schemas.microsoft.com/office/word/2023/wordml/word16du" xmlns:w16sdtdh="http://schemas.microsoft.com/office/word/2020/wordml/sdtdatahash" xmlns:w16sdtfl="http://schemas.microsoft.com/office/word/2024/wordml/sdtformatlock" xmlns:w16se="http://schemas.microsoft.com/office/word/2015/wordml/symex" xmlns:wpg="http://schemas.microsoft.com/office/word/2010/wordprocessingGroup" xmlns:wpi="http://schemas.microsoft.com/office/word/2010/wordprocessingInk" xmlns:wne="http://schemas.microsoft.com/office/word/2006/wordml" xmlns:wps="http://schemas.microsoft.com/office/word/2010/wordprocessingShape" mc:Ignorable="w14 w15 w16se w16cid w16 w16cex w16sdtdh w16sdtfl w16du wp14">
   <w:body>
     <w:p>
       <w:pPr>
-        <w:pStyle w:val="title"/>
+        <w:pStyle w:val="1"/>
         <w:rPr>
           <w:rFonts w:ascii="Times New Roman" w:eastAsia="標楷體" w:hAnsi="Times New Roman" w:cs="Times New Roman"/>
         </w:rPr>
       </w:pPr>
-      <w:bookmarkStart w:id="0" w:name="_GoBack"/>
-      <w:bookmarkEnd w:id="0"/>
       <w:r>
         <w:rPr>
           <w:rFonts w:ascii="Times New Roman" w:eastAsia="標楷體" w:hAnsi="Times New Roman" w:cs="Times New Roman"/>
@@ -293,19 +291,49 @@
               <w:rPr>
                 <w:rFonts w:ascii="Times New Roman" w:eastAsia="標楷體" w:hAnsi="Times New Roman" w:cs="Times New Roman"/>
               </w:rPr>
-              <w:t>救「舊」我的書－結合大型語言模型與</w:t>
-            </w:r>
-            <w:r>
-              <w:rPr>
-                <w:rFonts w:ascii="Times New Roman" w:eastAsia="標楷體" w:hAnsi="Times New Roman" w:cs="Times New Roman"/>
-              </w:rPr>
-              <w:t>IoT</w:t>
-            </w:r>
-            <w:r>
-              <w:rPr>
-                <w:rFonts w:ascii="Times New Roman" w:eastAsia="標楷體" w:hAnsi="Times New Roman" w:cs="Times New Roman"/>
-              </w:rPr>
-              <w:t>智慧書櫃之二手書循環商務平台</w:t>
+              <w:t>救「舊」我的書－</w:t>
+            </w:r>
+            <w:r>
+              <w:rPr>
+                <w:rFonts w:ascii="Times New Roman" w:eastAsia="標楷體" w:hAnsi="Times New Roman" w:cs="Times New Roman" w:hint="eastAsia"/>
+              </w:rPr>
+              <w:t xml:space="preserve"> </w:t>
+            </w:r>
+            <w:r>
+              <w:rPr>
+                <w:rFonts w:ascii="Times New Roman" w:eastAsia="標楷體" w:hAnsi="Times New Roman" w:cs="Times New Roman"/>
+              </w:rPr>
+              <w:t xml:space="preserve">AI </w:t>
+            </w:r>
+            <w:r>
+              <w:rPr>
+                <w:rFonts w:ascii="Times New Roman" w:eastAsia="標楷體" w:hAnsi="Times New Roman" w:cs="Times New Roman"/>
+              </w:rPr>
+              <w:t>智慧服務</w:t>
+            </w:r>
+            <w:r>
+              <w:rPr>
+                <w:rFonts w:ascii="Times New Roman" w:eastAsia="標楷體" w:hAnsi="Times New Roman" w:cs="Times New Roman"/>
+              </w:rPr>
+              <w:t xml:space="preserve"> × App </w:t>
+            </w:r>
+            <w:r>
+              <w:rPr>
+                <w:rFonts w:ascii="Times New Roman" w:eastAsia="標楷體" w:hAnsi="Times New Roman" w:cs="Times New Roman"/>
+              </w:rPr>
+              <w:t>交易平台</w:t>
+            </w:r>
+            <w:r>
+              <w:rPr>
+                <w:rFonts w:ascii="Times New Roman" w:eastAsia="標楷體" w:hAnsi="Times New Roman" w:cs="Times New Roman"/>
+              </w:rPr>
+              <w:t xml:space="preserve"> × IoT </w:t>
+            </w:r>
+            <w:r>
+              <w:rPr>
+                <w:rFonts w:ascii="Times New Roman" w:eastAsia="標楷體" w:hAnsi="Times New Roman" w:cs="Times New Roman"/>
+              </w:rPr>
+              <w:t>智慧書櫃</w:t>
             </w:r>
           </w:p>
         </w:tc>
@@ -553,31 +581,43 @@
               <w:rPr>
                 <w:rFonts w:ascii="Times New Roman" w:eastAsia="標楷體" w:hAnsi="Times New Roman" w:cs="Times New Roman"/>
               </w:rPr>
-              <w:t>作品名稱：救「舊」我的書－結合</w:t>
-            </w:r>
-            <w:r>
-              <w:rPr>
-                <w:rFonts w:ascii="Times New Roman" w:eastAsia="標楷體" w:hAnsi="Times New Roman" w:cs="Times New Roman"/>
-              </w:rPr>
-              <w:t>IoT</w:t>
-            </w:r>
-            <w:r>
-              <w:rPr>
-                <w:rFonts w:ascii="Times New Roman" w:eastAsia="標楷體" w:hAnsi="Times New Roman" w:cs="Times New Roman"/>
-              </w:rPr>
-              <w:t>智慧書櫃與</w:t>
-            </w:r>
-            <w:r>
-              <w:rPr>
-                <w:rFonts w:ascii="Times New Roman" w:eastAsia="標楷體" w:hAnsi="Times New Roman" w:cs="Times New Roman"/>
-              </w:rPr>
-              <w:t>AI</w:t>
-            </w:r>
-            <w:r>
-              <w:rPr>
-                <w:rFonts w:ascii="Times New Roman" w:eastAsia="標楷體" w:hAnsi="Times New Roman" w:cs="Times New Roman"/>
-              </w:rPr>
-              <w:t>輔助之二手書交易平台</w:t>
+              <w:t>作品名稱：救「舊」我的書－</w:t>
+            </w:r>
+            <w:r>
+              <w:rPr>
+                <w:rFonts w:ascii="Times New Roman" w:eastAsia="標楷體" w:hAnsi="Times New Roman" w:cs="Times New Roman"/>
+              </w:rPr>
+              <w:t xml:space="preserve">AI </w:t>
+            </w:r>
+            <w:r>
+              <w:rPr>
+                <w:rFonts w:ascii="Times New Roman" w:eastAsia="標楷體" w:hAnsi="Times New Roman" w:cs="Times New Roman"/>
+              </w:rPr>
+              <w:t>智慧服務</w:t>
+            </w:r>
+            <w:r>
+              <w:rPr>
+                <w:rFonts w:ascii="Times New Roman" w:eastAsia="標楷體" w:hAnsi="Times New Roman" w:cs="Times New Roman"/>
+              </w:rPr>
+              <w:t xml:space="preserve"> × App </w:t>
+            </w:r>
+            <w:r>
+              <w:rPr>
+                <w:rFonts w:ascii="Times New Roman" w:eastAsia="標楷體" w:hAnsi="Times New Roman" w:cs="Times New Roman"/>
+              </w:rPr>
+              <w:t>交易平台</w:t>
+            </w:r>
+            <w:r>
+              <w:rPr>
+                <w:rFonts w:ascii="Times New Roman" w:eastAsia="標楷體" w:hAnsi="Times New Roman" w:cs="Times New Roman"/>
+              </w:rPr>
+              <w:t xml:space="preserve"> × IoT </w:t>
+            </w:r>
+            <w:r>
+              <w:rPr>
+                <w:rFonts w:ascii="Times New Roman" w:eastAsia="標楷體" w:hAnsi="Times New Roman" w:cs="Times New Roman"/>
+              </w:rPr>
+              <w:t>智慧書櫃</w:t>
             </w:r>
           </w:p>
           <w:p>
@@ -977,39 +1017,63 @@
                 <w:sz w:val="22"/>
                 <w:szCs w:val="22"/>
               </w:rPr>
-              <w:t>救「舊」我的書－結合</w:t>
-            </w:r>
-            <w:r>
-              <w:rPr>
-                <w:rFonts w:ascii="Times New Roman" w:eastAsia="標楷體" w:hAnsi="Times New Roman" w:cs="Times New Roman"/>
-                <w:sz w:val="22"/>
-                <w:szCs w:val="22"/>
-              </w:rPr>
-              <w:t>IoT</w:t>
-            </w:r>
-            <w:r>
-              <w:rPr>
-                <w:rFonts w:ascii="Times New Roman" w:eastAsia="標楷體" w:hAnsi="Times New Roman" w:cs="Times New Roman"/>
-                <w:sz w:val="22"/>
-                <w:szCs w:val="22"/>
-              </w:rPr>
-              <w:t>智慧書櫃與</w:t>
-            </w:r>
-            <w:r>
-              <w:rPr>
-                <w:rFonts w:ascii="Times New Roman" w:eastAsia="標楷體" w:hAnsi="Times New Roman" w:cs="Times New Roman"/>
-                <w:sz w:val="22"/>
-                <w:szCs w:val="22"/>
-              </w:rPr>
-              <w:t>AI</w:t>
-            </w:r>
-            <w:r>
-              <w:rPr>
-                <w:rFonts w:ascii="Times New Roman" w:eastAsia="標楷體" w:hAnsi="Times New Roman" w:cs="Times New Roman"/>
-                <w:sz w:val="22"/>
-                <w:szCs w:val="22"/>
-              </w:rPr>
-              <w:t>輔助之二手書交易平台</w:t>
+              <w:t>救「舊」我的書－</w:t>
+            </w:r>
+            <w:r>
+              <w:rPr>
+                <w:rFonts w:ascii="Times New Roman" w:eastAsia="標楷體" w:hAnsi="Times New Roman" w:cs="Times New Roman" w:hint="eastAsia"/>
+                <w:sz w:val="22"/>
+                <w:szCs w:val="22"/>
+              </w:rPr>
+              <w:t xml:space="preserve"> </w:t>
+            </w:r>
+            <w:r>
+              <w:rPr>
+                <w:rFonts w:ascii="Times New Roman" w:eastAsia="標楷體" w:hAnsi="Times New Roman" w:cs="Times New Roman"/>
+                <w:sz w:val="22"/>
+                <w:szCs w:val="22"/>
+              </w:rPr>
+              <w:t xml:space="preserve">AI </w:t>
+            </w:r>
+            <w:r>
+              <w:rPr>
+                <w:rFonts w:ascii="Times New Roman" w:eastAsia="標楷體" w:hAnsi="Times New Roman" w:cs="Times New Roman"/>
+                <w:sz w:val="22"/>
+                <w:szCs w:val="22"/>
+              </w:rPr>
+              <w:t>智慧服務</w:t>
+            </w:r>
+            <w:r>
+              <w:rPr>
+                <w:rFonts w:ascii="Times New Roman" w:eastAsia="標楷體" w:hAnsi="Times New Roman" w:cs="Times New Roman"/>
+                <w:sz w:val="22"/>
+                <w:szCs w:val="22"/>
+              </w:rPr>
+              <w:t xml:space="preserve"> × App </w:t>
+            </w:r>
+            <w:r>
+              <w:rPr>
+                <w:rFonts w:ascii="Times New Roman" w:eastAsia="標楷體" w:hAnsi="Times New Roman" w:cs="Times New Roman"/>
+                <w:sz w:val="22"/>
+                <w:szCs w:val="22"/>
+              </w:rPr>
+              <w:t>交易平台</w:t>
+            </w:r>
+            <w:r>
+              <w:rPr>
+                <w:rFonts w:ascii="Times New Roman" w:eastAsia="標楷體" w:hAnsi="Times New Roman" w:cs="Times New Roman"/>
+                <w:sz w:val="22"/>
+                <w:szCs w:val="22"/>
+              </w:rPr>
+              <w:t xml:space="preserve"> × IoT </w:t>
+            </w:r>
+            <w:r>
+              <w:rPr>
+                <w:rFonts w:ascii="Times New Roman" w:eastAsia="標楷體" w:hAnsi="Times New Roman" w:cs="Times New Roman"/>
+                <w:sz w:val="22"/>
+                <w:szCs w:val="22"/>
+              </w:rPr>
+              <w:t>智慧書櫃</w:t>
             </w:r>
           </w:p>
         </w:tc>
@@ -2000,15 +2064,7 @@
                 <w:sz w:val="22"/>
                 <w:szCs w:val="22"/>
               </w:rPr>
-              <w:t>擴充為「商業分析</w:t>
-            </w:r>
-            <w:r>
-              <w:rPr>
-                <w:rFonts w:ascii="Times New Roman" w:eastAsia="標楷體" w:hAnsi="Times New Roman" w:cs="Times New Roman"/>
-                <w:sz w:val="22"/>
-                <w:szCs w:val="22"/>
-              </w:rPr>
-              <w:t>」與「現有之類似產品」兩章，新增競爭者分類、</w:t>
+              <w:t>擴充為「商業分析」與「現有之類似產品」兩章，新增競爭者分類、</w:t>
             </w:r>
             <w:r>
               <w:rPr>
@@ -2534,7 +2590,7 @@
 </file>
 
 <file path=word/endnotes.xml><?xml version="1.0" encoding="utf-8"?>
-<w:endnotes xmlns:wpc="http://schemas.microsoft.com/office/word/2010/wordprocessingCanvas" xmlns:cx="http://schemas.microsoft.com/office/drawing/2014/chartex" xmlns:mc="http://schemas.openxmlformats.org/markup-compatibility/2006" xmlns:o="urn:schemas-microsoft-com:office:office" xmlns:r="http://schemas.openxmlformats.org/officeDocument/2006/relationships" xmlns:m="http://schemas.openxmlformats.org/officeDocument/2006/math" xmlns:v="urn:schemas-microsoft-com:vml" xmlns:wp14="http://schemas.microsoft.com/office/word/2010/wordprocessingDrawing" xmlns:wp="http://schemas.openxmlformats.org/drawingml/2006/wordprocessingDrawing" xmlns:w10="urn:schemas-microsoft-com:office:word" xmlns:w="http://schemas.openxmlformats.org/wordprocessingml/2006/main" xmlns:w14="http://schemas.microsoft.com/office/word/2010/wordml" xmlns:w15="http://schemas.microsoft.com/office/word/2012/wordml" xmlns:w16se="http://schemas.microsoft.com/office/word/2015/wordml/symex" xmlns:wpg="http://schemas.microsoft.com/office/word/2010/wordprocessingGroup" xmlns:wpi="http://schemas.microsoft.com/office/word/2010/wordprocessingInk" xmlns:wne="http://schemas.microsoft.com/office/word/2006/wordml" xmlns:wps="http://schemas.microsoft.com/office/word/2010/wordprocessingShape" mc:Ignorable="w14 w15 w16se wp14">
+<w:endnotes xmlns:wpc="http://schemas.microsoft.com/office/word/2010/wordprocessingCanvas" xmlns:cx="http://schemas.microsoft.com/office/drawing/2014/chartex" xmlns:cx1="http://schemas.microsoft.com/office/drawing/2015/9/8/chartex" xmlns:cx2="http://schemas.microsoft.com/office/drawing/2015/10/21/chartex" xmlns:cx3="http://schemas.microsoft.com/office/drawing/2016/5/9/chartex" xmlns:cx4="http://schemas.microsoft.com/office/drawing/2016/5/10/chartex" xmlns:cx5="http://schemas.microsoft.com/office/drawing/2016/5/11/chartex" xmlns:cx6="http://schemas.microsoft.com/office/drawing/2016/5/12/chartex" xmlns:cx7="http://schemas.microsoft.com/office/drawing/2016/5/13/chartex" xmlns:cx8="http://schemas.microsoft.com/office/drawing/2016/5/14/chartex" xmlns:mc="http://schemas.openxmlformats.org/markup-compatibility/2006" xmlns:aink="http://schemas.microsoft.com/office/drawing/2016/ink" xmlns:am3d="http://schemas.microsoft.com/office/drawing/2017/model3d" xmlns:o="urn:schemas-microsoft-com:office:office" xmlns:oel="http://schemas.microsoft.com/office/2019/extlst" xmlns:r="http://schemas.openxmlformats.org/officeDocument/2006/relationships" xmlns:m="http://schemas.openxmlformats.org/officeDocument/2006/math" xmlns:v="urn:schemas-microsoft-com:vml" xmlns:wp14="http://schemas.microsoft.com/office/word/2010/wordprocessingDrawing" xmlns:wp="http://schemas.openxmlformats.org/drawingml/2006/wordprocessingDrawing" xmlns:w10="urn:schemas-microsoft-com:office:word" xmlns:w="http://schemas.openxmlformats.org/wordprocessingml/2006/main" xmlns:w14="http://schemas.microsoft.com/office/word/2010/wordml" xmlns:w15="http://schemas.microsoft.com/office/word/2012/wordml" xmlns:w16cex="http://schemas.microsoft.com/office/word/2018/wordml/cex" xmlns:w16cid="http://schemas.microsoft.com/office/word/2016/wordml/cid" xmlns:w16="http://schemas.microsoft.com/office/word/2018/wordml" xmlns:w16du="http://schemas.microsoft.com/office/word/2023/wordml/word16du" xmlns:w16sdtdh="http://schemas.microsoft.com/office/word/2020/wordml/sdtdatahash" xmlns:w16sdtfl="http://schemas.microsoft.com/office/word/2024/wordml/sdtformatlock" xmlns:w16se="http://schemas.microsoft.com/office/word/2015/wordml/symex" xmlns:wpg="http://schemas.microsoft.com/office/word/2010/wordprocessingGroup" xmlns:wpi="http://schemas.microsoft.com/office/word/2010/wordprocessingInk" xmlns:wne="http://schemas.microsoft.com/office/word/2006/wordml" xmlns:wps="http://schemas.microsoft.com/office/word/2010/wordprocessingShape" mc:Ignorable="w14 w15 w16se w16cid w16 w16cex w16sdtdh w16sdtfl w16du wp14">
   <w:endnote w:type="separator" w:id="-1">
     <w:p>
       <w:r>
@@ -2553,7 +2609,7 @@
 </file>
 
 <file path=word/footnotes.xml><?xml version="1.0" encoding="utf-8"?>
-<w:footnotes xmlns:wpc="http://schemas.microsoft.com/office/word/2010/wordprocessingCanvas" xmlns:cx="http://schemas.microsoft.com/office/drawing/2014/chartex" xmlns:mc="http://schemas.openxmlformats.org/markup-compatibility/2006" xmlns:o="urn:schemas-microsoft-com:office:office" xmlns:r="http://schemas.openxmlformats.org/officeDocument/2006/relationships" xmlns:m="http://schemas.openxmlformats.org/officeDocument/2006/math" xmlns:v="urn:schemas-microsoft-com:vml" xmlns:wp14="http://schemas.microsoft.com/office/word/2010/wordprocessingDrawing" xmlns:wp="http://schemas.openxmlformats.org/drawingml/2006/wordprocessingDrawing" xmlns:w10="urn:schemas-microsoft-com:office:word" xmlns:w="http://schemas.openxmlformats.org/wordprocessingml/2006/main" xmlns:w14="http://schemas.microsoft.com/office/word/2010/wordml" xmlns:w15="http://schemas.microsoft.com/office/word/2012/wordml" xmlns:w16se="http://schemas.microsoft.com/office/word/2015/wordml/symex" xmlns:wpg="http://schemas.microsoft.com/office/word/2010/wordprocessingGroup" xmlns:wpi="http://schemas.microsoft.com/office/word/2010/wordprocessingInk" xmlns:wne="http://schemas.microsoft.com/office/word/2006/wordml" xmlns:wps="http://schemas.microsoft.com/office/word/2010/wordprocessingShape" mc:Ignorable="w14 w15 w16se wp14">
+<w:footnotes xmlns:wpc="http://schemas.microsoft.com/office/word/2010/wordprocessingCanvas" xmlns:cx="http://schemas.microsoft.com/office/drawing/2014/chartex" xmlns:cx1="http://schemas.microsoft.com/office/drawing/2015/9/8/chartex" xmlns:cx2="http://schemas.microsoft.com/office/drawing/2015/10/21/chartex" xmlns:cx3="http://schemas.microsoft.com/office/drawing/2016/5/9/chartex" xmlns:cx4="http://schemas.microsoft.com/office/drawing/2016/5/10/chartex" xmlns:cx5="http://schemas.microsoft.com/office/drawing/2016/5/11/chartex" xmlns:cx6="http://schemas.microsoft.com/office/drawing/2016/5/12/chartex" xmlns:cx7="http://schemas.microsoft.com/office/drawing/2016/5/13/chartex" xmlns:cx8="http://schemas.microsoft.com/office/drawing/2016/5/14/chartex" xmlns:mc="http://schemas.openxmlformats.org/markup-compatibility/2006" xmlns:aink="http://schemas.microsoft.com/office/drawing/2016/ink" xmlns:am3d="http://schemas.microsoft.com/office/drawing/2017/model3d" xmlns:o="urn:schemas-microsoft-com:office:office" xmlns:oel="http://schemas.microsoft.com/office/2019/extlst" xmlns:r="http://schemas.openxmlformats.org/officeDocument/2006/relationships" xmlns:m="http://schemas.openxmlformats.org/officeDocument/2006/math" xmlns:v="urn:schemas-microsoft-com:vml" xmlns:wp14="http://schemas.microsoft.com/office/word/2010/wordprocessingDrawing" xmlns:wp="http://schemas.openxmlformats.org/drawingml/2006/wordprocessingDrawing" xmlns:w10="urn:schemas-microsoft-com:office:word" xmlns:w="http://schemas.openxmlformats.org/wordprocessingml/2006/main" xmlns:w14="http://schemas.microsoft.com/office/word/2010/wordml" xmlns:w15="http://schemas.microsoft.com/office/word/2012/wordml" xmlns:w16cex="http://schemas.microsoft.com/office/word/2018/wordml/cex" xmlns:w16cid="http://schemas.microsoft.com/office/word/2016/wordml/cid" xmlns:w16="http://schemas.microsoft.com/office/word/2018/wordml" xmlns:w16du="http://schemas.microsoft.com/office/word/2023/wordml/word16du" xmlns:w16sdtdh="http://schemas.microsoft.com/office/word/2020/wordml/sdtdatahash" xmlns:w16sdtfl="http://schemas.microsoft.com/office/word/2024/wordml/sdtformatlock" xmlns:w16se="http://schemas.microsoft.com/office/word/2015/wordml/symex" xmlns:wpg="http://schemas.microsoft.com/office/word/2010/wordprocessingGroup" xmlns:wpi="http://schemas.microsoft.com/office/word/2010/wordprocessingInk" xmlns:wne="http://schemas.microsoft.com/office/word/2006/wordml" xmlns:wps="http://schemas.microsoft.com/office/word/2010/wordprocessingShape" mc:Ignorable="w14 w15 w16se w16cid w16 w16cex w16sdtdh w16sdtfl w16du wp14">
   <w:footnote w:type="separator" w:id="-1">
     <w:p>
       <w:r>
@@ -2572,7 +2628,7 @@
 </file>
 
 <file path=word/styles.xml><?xml version="1.0" encoding="utf-8"?>
-<w:styles xmlns:mc="http://schemas.openxmlformats.org/markup-compatibility/2006" xmlns:r="http://schemas.openxmlformats.org/officeDocument/2006/relationships" xmlns:w="http://schemas.openxmlformats.org/wordprocessingml/2006/main" xmlns:w14="http://schemas.microsoft.com/office/word/2010/wordml" xmlns:w15="http://schemas.microsoft.com/office/word/2012/wordml" xmlns:w16se="http://schemas.microsoft.com/office/word/2015/wordml/symex" mc:Ignorable="w14 w15 w16se">
+<w:styles xmlns:mc="http://schemas.openxmlformats.org/markup-compatibility/2006" xmlns:r="http://schemas.openxmlformats.org/officeDocument/2006/relationships" xmlns:w="http://schemas.openxmlformats.org/wordprocessingml/2006/main" xmlns:w14="http://schemas.microsoft.com/office/word/2010/wordml" xmlns:w15="http://schemas.microsoft.com/office/word/2012/wordml" xmlns:w16cex="http://schemas.microsoft.com/office/word/2018/wordml/cex" xmlns:w16cid="http://schemas.microsoft.com/office/word/2016/wordml/cid" xmlns:w16="http://schemas.microsoft.com/office/word/2018/wordml" xmlns:w16du="http://schemas.microsoft.com/office/word/2023/wordml/word16du" xmlns:w16sdtdh="http://schemas.microsoft.com/office/word/2020/wordml/sdtdatahash" xmlns:w16sdtfl="http://schemas.microsoft.com/office/word/2024/wordml/sdtformatlock" xmlns:w16se="http://schemas.microsoft.com/office/word/2015/wordml/symex" mc:Ignorable="w14 w15 w16se w16cid w16 w16cex w16sdtdh w16sdtfl w16du">
   <w:docDefaults>
     <w:rPrDefault>
       <w:rPr>
@@ -2582,7 +2638,7 @@
     </w:rPrDefault>
     <w:pPrDefault/>
   </w:docDefaults>
-  <w:latentStyles w:defLockedState="0" w:defUIPriority="99" w:defSemiHidden="0" w:defUnhideWhenUsed="0" w:defQFormat="0" w:count="371">
+  <w:latentStyles w:defLockedState="0" w:defUIPriority="99" w:defSemiHidden="0" w:defUnhideWhenUsed="0" w:defQFormat="0" w:count="376">
     <w:lsdException w:name="Normal" w:uiPriority="0" w:qFormat="1"/>
     <w:lsdException w:name="heading 1" w:uiPriority="9" w:qFormat="1"/>
     <w:lsdException w:name="heading 2" w:semiHidden="1" w:uiPriority="9" w:unhideWhenUsed="1" w:qFormat="1"/>
@@ -2954,6 +3010,11 @@
     <w:lsdException w:name="List Table 5 Dark Accent 6" w:uiPriority="50"/>
     <w:lsdException w:name="List Table 6 Colorful Accent 6" w:uiPriority="51"/>
     <w:lsdException w:name="List Table 7 Colorful Accent 6" w:uiPriority="52"/>
+    <w:lsdException w:name="Mention" w:semiHidden="1" w:unhideWhenUsed="1"/>
+    <w:lsdException w:name="Smart Hyperlink" w:semiHidden="1" w:unhideWhenUsed="1"/>
+    <w:lsdException w:name="Hashtag" w:semiHidden="1" w:unhideWhenUsed="1"/>
+    <w:lsdException w:name="Unresolved Mention" w:semiHidden="1" w:unhideWhenUsed="1"/>
+    <w:lsdException w:name="Smart Link" w:semiHidden="1" w:unhideWhenUsed="1"/>
   </w:latentStyles>
   <w:style w:type="paragraph" w:default="1" w:styleId="a">
     <w:name w:val="Normal"/>
@@ -3010,8 +3071,8 @@
       <w:jc w:val="both"/>
     </w:pPr>
   </w:style>
-  <w:style w:type="paragraph" w:customStyle="1" w:styleId="title">
-    <w:name w:val="title"/>
+  <w:style w:type="paragraph" w:customStyle="1" w:styleId="1">
+    <w:name w:val="標題1"/>
     <w:basedOn w:val="a"/>
     <w:pPr>
       <w:spacing w:after="240" w:line="360" w:lineRule="auto"/>

--- a/competition/4_第七屆高科盃全國商業智慧競賽~10.28/編輯/延續性作品說明書.docx
+++ b/competition/4_第七屆高科盃全國商業智慧競賽~10.28/編輯/延續性作品說明書.docx
@@ -566,7 +566,19 @@
               <w:rPr>
                 <w:rFonts w:ascii="Times New Roman" w:eastAsia="標楷體" w:hAnsi="Times New Roman" w:cs="Times New Roman"/>
               </w:rPr>
-              <w:t>全國大專院校產學創新實作競賽</w:t>
+              <w:t>第</w:t>
+            </w:r>
+            <w:r>
+              <w:rPr>
+                <w:rFonts w:ascii="Times New Roman" w:eastAsia="標楷體" w:hAnsi="Times New Roman" w:cs="Times New Roman"/>
+              </w:rPr>
+              <w:t>31</w:t>
+            </w:r>
+            <w:r>
+              <w:rPr>
+                <w:rFonts w:ascii="Times New Roman" w:eastAsia="標楷體" w:hAnsi="Times New Roman" w:cs="Times New Roman"/>
+              </w:rPr>
+              <w:t>屆大專校院資訊應用服務創新競賽</w:t>
             </w:r>
           </w:p>
           <w:p>
@@ -581,43 +593,114 @@
               <w:rPr>
                 <w:rFonts w:ascii="Times New Roman" w:eastAsia="標楷體" w:hAnsi="Times New Roman" w:cs="Times New Roman"/>
               </w:rPr>
-              <w:t>作品名稱：救「舊」我的書－</w:t>
-            </w:r>
-            <w:r>
-              <w:rPr>
-                <w:rFonts w:ascii="Times New Roman" w:eastAsia="標楷體" w:hAnsi="Times New Roman" w:cs="Times New Roman"/>
-              </w:rPr>
-              <w:t xml:space="preserve">AI </w:t>
-            </w:r>
-            <w:r>
-              <w:rPr>
-                <w:rFonts w:ascii="Times New Roman" w:eastAsia="標楷體" w:hAnsi="Times New Roman" w:cs="Times New Roman"/>
-              </w:rPr>
-              <w:t>智慧服務</w:t>
-            </w:r>
-            <w:r>
-              <w:rPr>
-                <w:rFonts w:ascii="Times New Roman" w:eastAsia="標楷體" w:hAnsi="Times New Roman" w:cs="Times New Roman"/>
-              </w:rPr>
-              <w:t xml:space="preserve"> × App </w:t>
-            </w:r>
-            <w:r>
-              <w:rPr>
-                <w:rFonts w:ascii="Times New Roman" w:eastAsia="標楷體" w:hAnsi="Times New Roman" w:cs="Times New Roman"/>
-              </w:rPr>
-              <w:t>交易平台</w:t>
-            </w:r>
-            <w:r>
-              <w:rPr>
-                <w:rFonts w:ascii="Times New Roman" w:eastAsia="標楷體" w:hAnsi="Times New Roman" w:cs="Times New Roman"/>
-              </w:rPr>
-              <w:t xml:space="preserve"> × IoT </w:t>
-            </w:r>
-            <w:r>
-              <w:rPr>
-                <w:rFonts w:ascii="Times New Roman" w:eastAsia="標楷體" w:hAnsi="Times New Roman" w:cs="Times New Roman"/>
-              </w:rPr>
-              <w:t>智慧書櫃</w:t>
+              <w:t>作品名稱：救「舊」我的書</w:t>
+            </w:r>
+          </w:p>
+          <w:p>
+            <w:pPr>
+              <w:spacing w:line="384" w:lineRule="auto"/>
+              <w:jc w:val="both"/>
+              <w:rPr>
+                <w:rFonts w:ascii="Times New Roman" w:eastAsia="標楷體" w:hAnsi="Times New Roman" w:cs="Times New Roman" w:hint="eastAsia"/>
+              </w:rPr>
+            </w:pPr>
+            <w:r>
+              <w:rPr>
+                <w:rFonts w:ascii="Times New Roman" w:eastAsia="標楷體" w:hAnsi="Times New Roman" w:cs="Times New Roman"/>
+              </w:rPr>
+              <w:t>獲獎紀錄：評審中，尚未公布結果</w:t>
+            </w:r>
+          </w:p>
+        </w:tc>
+      </w:tr>
+      <w:tr>
+        <w:trPr>
+          <w:jc w:val="center"/>
+        </w:trPr>
+        <w:tc>
+          <w:tcPr>
+            <w:tcW w:w="9620" w:type="dxa"/>
+            <w:tcBorders>
+              <w:top w:val="single" w:sz="18" w:space="0" w:color="000000"/>
+              <w:left w:val="single" w:sz="18" w:space="0" w:color="000000"/>
+              <w:bottom w:val="single" w:sz="18" w:space="0" w:color="000000"/>
+              <w:right w:val="single" w:sz="18" w:space="0" w:color="000000"/>
+            </w:tcBorders>
+            <w:tcMar>
+              <w:top w:w="80" w:type="dxa"/>
+              <w:left w:w="120" w:type="dxa"/>
+              <w:bottom w:w="80" w:type="dxa"/>
+              <w:right w:w="120" w:type="dxa"/>
+            </w:tcMar>
+            <w:vAlign w:val="center"/>
+          </w:tcPr>
+          <w:p>
+            <w:pPr>
+              <w:spacing w:line="384" w:lineRule="auto"/>
+              <w:jc w:val="both"/>
+              <w:rPr>
+                <w:rFonts w:ascii="Times New Roman" w:eastAsia="標楷體" w:hAnsi="Times New Roman" w:cs="Times New Roman"/>
+              </w:rPr>
+            </w:pPr>
+            <w:r>
+              <w:rPr>
+                <w:rFonts w:ascii="Times New Roman" w:eastAsia="標楷體" w:hAnsi="Times New Roman" w:cs="Times New Roman"/>
+              </w:rPr>
+              <w:t>參賽年次：</w:t>
+            </w:r>
+            <w:r>
+              <w:rPr>
+                <w:rFonts w:ascii="Times New Roman" w:eastAsia="標楷體" w:hAnsi="Times New Roman" w:cs="Times New Roman"/>
+              </w:rPr>
+              <w:t>2026</w:t>
+            </w:r>
+            <w:r>
+              <w:rPr>
+                <w:rFonts w:ascii="Times New Roman" w:eastAsia="標楷體" w:hAnsi="Times New Roman" w:cs="Times New Roman"/>
+              </w:rPr>
+              <w:t>年</w:t>
+            </w:r>
+          </w:p>
+          <w:p>
+            <w:pPr>
+              <w:spacing w:line="384" w:lineRule="auto"/>
+              <w:jc w:val="both"/>
+              <w:rPr>
+                <w:rFonts w:ascii="Times New Roman" w:eastAsia="標楷體" w:hAnsi="Times New Roman" w:cs="Times New Roman"/>
+              </w:rPr>
+            </w:pPr>
+            <w:r>
+              <w:rPr>
+                <w:rFonts w:ascii="Times New Roman" w:eastAsia="標楷體" w:hAnsi="Times New Roman" w:cs="Times New Roman"/>
+              </w:rPr>
+              <w:t>競賽名稱：</w:t>
+            </w:r>
+            <w:r>
+              <w:rPr>
+                <w:rFonts w:ascii="Times New Roman" w:eastAsia="標楷體" w:hAnsi="Times New Roman" w:cs="Times New Roman"/>
+              </w:rPr>
+              <w:t>2026</w:t>
+            </w:r>
+            <w:r>
+              <w:rPr>
+                <w:rFonts w:ascii="Times New Roman" w:eastAsia="標楷體" w:hAnsi="Times New Roman" w:cs="Times New Roman"/>
+              </w:rPr>
+              <w:t>全國大專院校產學創新實作競賽</w:t>
+            </w:r>
+          </w:p>
+          <w:p>
+            <w:pPr>
+              <w:spacing w:line="384" w:lineRule="auto"/>
+              <w:jc w:val="both"/>
+              <w:rPr>
+                <w:rFonts w:ascii="Times New Roman" w:eastAsia="標楷體" w:hAnsi="Times New Roman" w:cs="Times New Roman"/>
+              </w:rPr>
+            </w:pPr>
+            <w:r>
+              <w:rPr>
+                <w:rFonts w:ascii="Times New Roman" w:eastAsia="標楷體" w:hAnsi="Times New Roman" w:cs="Times New Roman"/>
+              </w:rPr>
+              <w:t>作品名稱：救「舊」我的書</w:t>
             </w:r>
           </w:p>
           <w:p>
@@ -1006,26 +1089,54 @@
           <w:p>
             <w:pPr>
               <w:rPr>
-                <w:rFonts w:ascii="Times New Roman" w:eastAsia="標楷體" w:hAnsi="Times New Roman" w:cs="Times New Roman"/>
-                <w:sz w:val="22"/>
-                <w:szCs w:val="22"/>
-              </w:rPr>
-            </w:pPr>
-            <w:r>
-              <w:rPr>
-                <w:rFonts w:ascii="Times New Roman" w:eastAsia="標楷體" w:hAnsi="Times New Roman" w:cs="Times New Roman"/>
-                <w:sz w:val="22"/>
-                <w:szCs w:val="22"/>
-              </w:rPr>
-              <w:t>救「舊」我的書－</w:t>
-            </w:r>
-            <w:r>
-              <w:rPr>
                 <w:rFonts w:ascii="Times New Roman" w:eastAsia="標楷體" w:hAnsi="Times New Roman" w:cs="Times New Roman" w:hint="eastAsia"/>
                 <w:sz w:val="22"/>
                 <w:szCs w:val="22"/>
               </w:rPr>
-              <w:t xml:space="preserve"> </w:t>
+            </w:pPr>
+            <w:r>
+              <w:rPr>
+                <w:rFonts w:ascii="Times New Roman" w:eastAsia="標楷體" w:hAnsi="Times New Roman" w:cs="Times New Roman"/>
+                <w:sz w:val="22"/>
+                <w:szCs w:val="22"/>
+              </w:rPr>
+              <w:t>救「舊」我的書</w:t>
+            </w:r>
+          </w:p>
+        </w:tc>
+        <w:tc>
+          <w:tcPr>
+            <w:tcW w:w="2256" w:type="pct"/>
+            <w:tcBorders>
+              <w:top w:val="single" w:sz="8" w:space="0" w:color="000000"/>
+              <w:left w:val="single" w:sz="8" w:space="0" w:color="000000"/>
+              <w:bottom w:val="single" w:sz="8" w:space="0" w:color="000000"/>
+              <w:right w:val="single" w:sz="8" w:space="0" w:color="000000"/>
+            </w:tcBorders>
+            <w:tcMar>
+              <w:top w:w="60" w:type="dxa"/>
+              <w:left w:w="80" w:type="dxa"/>
+              <w:bottom w:w="60" w:type="dxa"/>
+              <w:right w:w="80" w:type="dxa"/>
+            </w:tcMar>
+            <w:vAlign w:val="center"/>
+            <w:hideMark/>
+          </w:tcPr>
+          <w:p>
+            <w:pPr>
+              <w:rPr>
+                <w:rFonts w:ascii="Times New Roman" w:eastAsia="標楷體" w:hAnsi="Times New Roman" w:cs="Times New Roman"/>
+                <w:sz w:val="22"/>
+                <w:szCs w:val="22"/>
+              </w:rPr>
+            </w:pPr>
+            <w:r>
+              <w:rPr>
+                <w:rFonts w:ascii="Times New Roman" w:eastAsia="標楷體" w:hAnsi="Times New Roman" w:cs="Times New Roman"/>
+                <w:sz w:val="22"/>
+                <w:szCs w:val="22"/>
+              </w:rPr>
+              <w:t>副標題改為「</w:t>
             </w:r>
             <w:r>
               <w:rPr>
@@ -1075,105 +1186,13 @@
               </w:rPr>
               <w:t>智慧書櫃</w:t>
             </w:r>
-          </w:p>
-        </w:tc>
-        <w:tc>
-          <w:tcPr>
-            <w:tcW w:w="2256" w:type="pct"/>
-            <w:tcBorders>
-              <w:top w:val="single" w:sz="8" w:space="0" w:color="000000"/>
-              <w:left w:val="single" w:sz="8" w:space="0" w:color="000000"/>
-              <w:bottom w:val="single" w:sz="8" w:space="0" w:color="000000"/>
-              <w:right w:val="single" w:sz="8" w:space="0" w:color="000000"/>
-            </w:tcBorders>
-            <w:tcMar>
-              <w:top w:w="60" w:type="dxa"/>
-              <w:left w:w="80" w:type="dxa"/>
-              <w:bottom w:w="60" w:type="dxa"/>
-              <w:right w:w="80" w:type="dxa"/>
-            </w:tcMar>
-            <w:vAlign w:val="center"/>
-            <w:hideMark/>
-          </w:tcPr>
-          <w:p>
-            <w:pPr>
-              <w:rPr>
-                <w:rFonts w:ascii="Times New Roman" w:eastAsia="標楷體" w:hAnsi="Times New Roman" w:cs="Times New Roman"/>
-                <w:sz w:val="22"/>
-                <w:szCs w:val="22"/>
-              </w:rPr>
-            </w:pPr>
-            <w:r>
-              <w:rPr>
-                <w:rFonts w:ascii="Times New Roman" w:eastAsia="標楷體" w:hAnsi="Times New Roman" w:cs="Times New Roman"/>
-                <w:sz w:val="22"/>
-                <w:szCs w:val="22"/>
-              </w:rPr>
-              <w:t>副標題改為「結合大型語言模型與</w:t>
-            </w:r>
-            <w:r>
-              <w:rPr>
-                <w:rFonts w:ascii="Times New Roman" w:eastAsia="標楷體" w:hAnsi="Times New Roman" w:cs="Times New Roman"/>
-                <w:sz w:val="22"/>
-                <w:szCs w:val="22"/>
-              </w:rPr>
-              <w:t>IoT</w:t>
-            </w:r>
-            <w:r>
-              <w:rPr>
-                <w:rFonts w:ascii="Times New Roman" w:eastAsia="標楷體" w:hAnsi="Times New Roman" w:cs="Times New Roman"/>
-                <w:sz w:val="22"/>
-                <w:szCs w:val="22"/>
-              </w:rPr>
-              <w:t>智慧書櫃之二手書循環商務平台」，主軸調整為</w:t>
-            </w:r>
-            <w:r>
-              <w:rPr>
-                <w:rFonts w:ascii="Times New Roman" w:eastAsia="標楷體" w:hAnsi="Times New Roman" w:cs="Times New Roman"/>
-                <w:sz w:val="22"/>
-                <w:szCs w:val="22"/>
-              </w:rPr>
-              <w:t>LLM</w:t>
-            </w:r>
-            <w:r>
-              <w:rPr>
-                <w:rFonts w:ascii="Times New Roman" w:eastAsia="標楷體" w:hAnsi="Times New Roman" w:cs="Times New Roman"/>
-                <w:sz w:val="22"/>
-                <w:szCs w:val="22"/>
-              </w:rPr>
-              <w:t>智慧服務，以對應本競賽之</w:t>
-            </w:r>
-            <w:r>
-              <w:rPr>
-                <w:rFonts w:ascii="Times New Roman" w:eastAsia="標楷體" w:hAnsi="Times New Roman" w:cs="Times New Roman"/>
-                <w:sz w:val="22"/>
-                <w:szCs w:val="22"/>
-              </w:rPr>
-              <w:t>AI</w:t>
-            </w:r>
-            <w:r>
-              <w:rPr>
-                <w:rFonts w:ascii="Times New Roman" w:eastAsia="標楷體" w:hAnsi="Times New Roman" w:cs="Times New Roman"/>
-                <w:sz w:val="22"/>
-                <w:szCs w:val="22"/>
-              </w:rPr>
-              <w:t>代理與</w:t>
-            </w:r>
-            <w:r>
-              <w:rPr>
-                <w:rFonts w:ascii="Times New Roman" w:eastAsia="標楷體" w:hAnsi="Times New Roman" w:cs="Times New Roman"/>
-                <w:sz w:val="22"/>
-                <w:szCs w:val="22"/>
-              </w:rPr>
-              <w:t>LLM</w:t>
-            </w:r>
-            <w:r>
-              <w:rPr>
-                <w:rFonts w:ascii="Times New Roman" w:eastAsia="標楷體" w:hAnsi="Times New Roman" w:cs="Times New Roman"/>
-                <w:sz w:val="22"/>
-                <w:szCs w:val="22"/>
-              </w:rPr>
-              <w:t>應用主題。</w:t>
+            <w:r>
+              <w:rPr>
+                <w:rFonts w:ascii="Times New Roman" w:eastAsia="標楷體" w:hAnsi="Times New Roman" w:cs="Times New Roman"/>
+                <w:sz w:val="22"/>
+                <w:szCs w:val="22"/>
+              </w:rPr>
+              <w:t>」</w:t>
             </w:r>
           </w:p>
         </w:tc>
@@ -3019,6 +3038,7 @@
   <w:style w:type="paragraph" w:default="1" w:styleId="a">
     <w:name w:val="Normal"/>
     <w:qFormat/>
+    <w:rsid w:val="003B4D7B"/>
     <w:rPr>
       <w:rFonts w:ascii="新細明體" w:eastAsia="新細明體" w:hAnsi="新細明體" w:cs="新細明體"/>
       <w:sz w:val="24"/>

--- a/competition/4_第七屆高科盃全國商業智慧競賽~10.28/編輯/延續性作品說明書.docx
+++ b/competition/4_第七屆高科盃全國商業智慧競賽~10.28/編輯/延續性作品說明書.docx
@@ -1,6 +1,6 @@
 
 <file path=word/document.xml><?xml version="1.0" encoding="utf-8"?>
-<w:document xmlns:wpc="http://schemas.microsoft.com/office/word/2010/wordprocessingCanvas" xmlns:cx="http://schemas.microsoft.com/office/drawing/2014/chartex" xmlns:cx1="http://schemas.microsoft.com/office/drawing/2015/9/8/chartex" xmlns:cx2="http://schemas.microsoft.com/office/drawing/2015/10/21/chartex" xmlns:cx3="http://schemas.microsoft.com/office/drawing/2016/5/9/chartex" xmlns:cx4="http://schemas.microsoft.com/office/drawing/2016/5/10/chartex" xmlns:cx5="http://schemas.microsoft.com/office/drawing/2016/5/11/chartex" xmlns:cx6="http://schemas.microsoft.com/office/drawing/2016/5/12/chartex" xmlns:cx7="http://schemas.microsoft.com/office/drawing/2016/5/13/chartex" xmlns:cx8="http://schemas.microsoft.com/office/drawing/2016/5/14/chartex" xmlns:mc="http://schemas.openxmlformats.org/markup-compatibility/2006" xmlns:aink="http://schemas.microsoft.com/office/drawing/2016/ink" xmlns:am3d="http://schemas.microsoft.com/office/drawing/2017/model3d" xmlns:o="urn:schemas-microsoft-com:office:office" xmlns:oel="http://schemas.microsoft.com/office/2019/extlst" xmlns:r="http://schemas.openxmlformats.org/officeDocument/2006/relationships" xmlns:m="http://schemas.openxmlformats.org/officeDocument/2006/math" xmlns:v="urn:schemas-microsoft-com:vml" xmlns:wp14="http://schemas.microsoft.com/office/word/2010/wordprocessingDrawing" xmlns:wp="http://schemas.openxmlformats.org/drawingml/2006/wordprocessingDrawing" xmlns:w10="urn:schemas-microsoft-com:office:word" xmlns:w="http://schemas.openxmlformats.org/wordprocessingml/2006/main" xmlns:w14="http://schemas.microsoft.com/office/word/2010/wordml" xmlns:w15="http://schemas.microsoft.com/office/word/2012/wordml" xmlns:w16cex="http://schemas.microsoft.com/office/word/2018/wordml/cex" xmlns:w16cid="http://schemas.microsoft.com/office/word/2016/wordml/cid" xmlns:w16="http://schemas.microsoft.com/office/word/2018/wordml" xmlns:w16du="http://schemas.microsoft.com/office/word/2023/wordml/word16du" xmlns:w16sdtdh="http://schemas.microsoft.com/office/word/2020/wordml/sdtdatahash" xmlns:w16sdtfl="http://schemas.microsoft.com/office/word/2024/wordml/sdtformatlock" xmlns:w16se="http://schemas.microsoft.com/office/word/2015/wordml/symex" xmlns:wpg="http://schemas.microsoft.com/office/word/2010/wordprocessingGroup" xmlns:wpi="http://schemas.microsoft.com/office/word/2010/wordprocessingInk" xmlns:wne="http://schemas.microsoft.com/office/word/2006/wordml" xmlns:wps="http://schemas.microsoft.com/office/word/2010/wordprocessingShape" mc:Ignorable="w14 w15 w16se w16cid w16 w16cex w16sdtdh w16sdtfl w16du wp14">
+<w:document xmlns:wpc="http://schemas.microsoft.com/office/word/2010/wordprocessingCanvas" xmlns:cx="http://schemas.microsoft.com/office/drawing/2014/chartex" xmlns:mc="http://schemas.openxmlformats.org/markup-compatibility/2006" xmlns:o="urn:schemas-microsoft-com:office:office" xmlns:r="http://schemas.openxmlformats.org/officeDocument/2006/relationships" xmlns:m="http://schemas.openxmlformats.org/officeDocument/2006/math" xmlns:v="urn:schemas-microsoft-com:vml" xmlns:wp14="http://schemas.microsoft.com/office/word/2010/wordprocessingDrawing" xmlns:wp="http://schemas.openxmlformats.org/drawingml/2006/wordprocessingDrawing" xmlns:w10="urn:schemas-microsoft-com:office:word" xmlns:w="http://schemas.openxmlformats.org/wordprocessingml/2006/main" xmlns:w14="http://schemas.microsoft.com/office/word/2010/wordml" xmlns:w15="http://schemas.microsoft.com/office/word/2012/wordml" xmlns:w16se="http://schemas.microsoft.com/office/word/2015/wordml/symex" xmlns:wpg="http://schemas.microsoft.com/office/word/2010/wordprocessingGroup" xmlns:wpi="http://schemas.microsoft.com/office/word/2010/wordprocessingInk" xmlns:wne="http://schemas.microsoft.com/office/word/2006/wordml" xmlns:wps="http://schemas.microsoft.com/office/word/2010/wordprocessingShape" mc:Ignorable="w14 w15 w16se wp14">
   <w:body>
     <w:p>
       <w:pPr>
@@ -291,49 +291,7 @@
               <w:rPr>
                 <w:rFonts w:ascii="Times New Roman" w:eastAsia="標楷體" w:hAnsi="Times New Roman" w:cs="Times New Roman"/>
               </w:rPr>
-              <w:t>救「舊」我的書－</w:t>
-            </w:r>
-            <w:r>
-              <w:rPr>
-                <w:rFonts w:ascii="Times New Roman" w:eastAsia="標楷體" w:hAnsi="Times New Roman" w:cs="Times New Roman" w:hint="eastAsia"/>
-              </w:rPr>
-              <w:t xml:space="preserve"> </w:t>
-            </w:r>
-            <w:r>
-              <w:rPr>
-                <w:rFonts w:ascii="Times New Roman" w:eastAsia="標楷體" w:hAnsi="Times New Roman" w:cs="Times New Roman"/>
-              </w:rPr>
-              <w:t xml:space="preserve">AI </w:t>
-            </w:r>
-            <w:r>
-              <w:rPr>
-                <w:rFonts w:ascii="Times New Roman" w:eastAsia="標楷體" w:hAnsi="Times New Roman" w:cs="Times New Roman"/>
-              </w:rPr>
-              <w:t>智慧服務</w:t>
-            </w:r>
-            <w:r>
-              <w:rPr>
-                <w:rFonts w:ascii="Times New Roman" w:eastAsia="標楷體" w:hAnsi="Times New Roman" w:cs="Times New Roman"/>
-              </w:rPr>
-              <w:t xml:space="preserve"> × App </w:t>
-            </w:r>
-            <w:r>
-              <w:rPr>
-                <w:rFonts w:ascii="Times New Roman" w:eastAsia="標楷體" w:hAnsi="Times New Roman" w:cs="Times New Roman"/>
-              </w:rPr>
-              <w:t>交易平台</w:t>
-            </w:r>
-            <w:r>
-              <w:rPr>
-                <w:rFonts w:ascii="Times New Roman" w:eastAsia="標楷體" w:hAnsi="Times New Roman" w:cs="Times New Roman"/>
-              </w:rPr>
-              <w:t xml:space="preserve"> × IoT </w:t>
-            </w:r>
-            <w:r>
-              <w:rPr>
-                <w:rFonts w:ascii="Times New Roman" w:eastAsia="標楷體" w:hAnsi="Times New Roman" w:cs="Times New Roman"/>
-              </w:rPr>
-              <w:t>智慧書櫃</w:t>
+              <w:t>救「舊」我的書</w:t>
             </w:r>
           </w:p>
         </w:tc>
@@ -513,7 +471,6 @@
               <w:right w:w="120" w:type="dxa"/>
             </w:tcMar>
             <w:vAlign w:val="center"/>
-            <w:hideMark/>
           </w:tcPr>
           <w:p>
             <w:pPr>
@@ -525,19 +482,19 @@
             </w:pPr>
             <w:r>
               <w:rPr>
-                <w:rFonts w:ascii="Times New Roman" w:eastAsia="標楷體" w:hAnsi="Times New Roman" w:cs="Times New Roman"/>
+                <w:rFonts w:ascii="Times New Roman" w:eastAsia="標楷體" w:hAnsi="Times New Roman" w:cs="Times New Roman" w:hint="eastAsia"/>
               </w:rPr>
               <w:t>參賽年次：</w:t>
             </w:r>
             <w:r>
               <w:rPr>
-                <w:rFonts w:ascii="Times New Roman" w:eastAsia="標楷體" w:hAnsi="Times New Roman" w:cs="Times New Roman"/>
+                <w:rFonts w:ascii="Times New Roman" w:eastAsia="標楷體" w:hAnsi="Times New Roman" w:cs="Times New Roman" w:hint="eastAsia"/>
               </w:rPr>
               <w:t>2026</w:t>
             </w:r>
             <w:r>
               <w:rPr>
-                <w:rFonts w:ascii="Times New Roman" w:eastAsia="標楷體" w:hAnsi="Times New Roman" w:cs="Times New Roman"/>
+                <w:rFonts w:ascii="Times New Roman" w:eastAsia="標楷體" w:hAnsi="Times New Roman" w:cs="Times New Roman" w:hint="eastAsia"/>
               </w:rPr>
               <w:t>年</w:t>
             </w:r>
@@ -552,33 +509,33 @@
             </w:pPr>
             <w:r>
               <w:rPr>
-                <w:rFonts w:ascii="Times New Roman" w:eastAsia="標楷體" w:hAnsi="Times New Roman" w:cs="Times New Roman"/>
+                <w:rFonts w:ascii="Times New Roman" w:eastAsia="標楷體" w:hAnsi="Times New Roman" w:cs="Times New Roman" w:hint="eastAsia"/>
               </w:rPr>
               <w:t>競賽名稱：</w:t>
             </w:r>
             <w:r>
               <w:rPr>
-                <w:rFonts w:ascii="Times New Roman" w:eastAsia="標楷體" w:hAnsi="Times New Roman" w:cs="Times New Roman"/>
+                <w:rFonts w:ascii="Times New Roman" w:eastAsia="標楷體" w:hAnsi="Times New Roman" w:cs="Times New Roman" w:hint="eastAsia"/>
               </w:rPr>
               <w:t>2026</w:t>
             </w:r>
             <w:r>
               <w:rPr>
-                <w:rFonts w:ascii="Times New Roman" w:eastAsia="標楷體" w:hAnsi="Times New Roman" w:cs="Times New Roman"/>
+                <w:rFonts w:ascii="Times New Roman" w:eastAsia="標楷體" w:hAnsi="Times New Roman" w:cs="Times New Roman" w:hint="eastAsia"/>
               </w:rPr>
               <w:t>第</w:t>
             </w:r>
             <w:r>
               <w:rPr>
-                <w:rFonts w:ascii="Times New Roman" w:eastAsia="標楷體" w:hAnsi="Times New Roman" w:cs="Times New Roman"/>
+                <w:rFonts w:ascii="Times New Roman" w:eastAsia="標楷體" w:hAnsi="Times New Roman" w:cs="Times New Roman" w:hint="eastAsia"/>
               </w:rPr>
               <w:t>31</w:t>
             </w:r>
             <w:r>
               <w:rPr>
-                <w:rFonts w:ascii="Times New Roman" w:eastAsia="標楷體" w:hAnsi="Times New Roman" w:cs="Times New Roman"/>
-              </w:rPr>
-              <w:t>屆大專校院資訊應用服務創新競賽</w:t>
+                <w:rFonts w:ascii="Times New Roman" w:eastAsia="標楷體" w:hAnsi="Times New Roman" w:cs="Times New Roman" w:hint="eastAsia"/>
+              </w:rPr>
+              <w:t>屆大專校院資訊應用服務創新競賽（資訊應用組）</w:t>
             </w:r>
           </w:p>
           <w:p>
@@ -591,7 +548,7 @@
             </w:pPr>
             <w:r>
               <w:rPr>
-                <w:rFonts w:ascii="Times New Roman" w:eastAsia="標楷體" w:hAnsi="Times New Roman" w:cs="Times New Roman"/>
+                <w:rFonts w:ascii="Times New Roman" w:eastAsia="標楷體" w:hAnsi="Times New Roman" w:cs="Times New Roman" w:hint="eastAsia"/>
               </w:rPr>
               <w:t>作品名稱：救「舊」我的書</w:t>
             </w:r>
@@ -601,7 +558,133 @@
               <w:spacing w:line="384" w:lineRule="auto"/>
               <w:jc w:val="both"/>
               <w:rPr>
+                <w:rFonts w:ascii="Times New Roman" w:eastAsia="標楷體" w:hAnsi="Times New Roman" w:cs="Times New Roman"/>
+              </w:rPr>
+            </w:pPr>
+            <w:r>
+              <w:rPr>
                 <w:rFonts w:ascii="Times New Roman" w:eastAsia="標楷體" w:hAnsi="Times New Roman" w:cs="Times New Roman" w:hint="eastAsia"/>
+              </w:rPr>
+              <w:t>獲獎紀錄：評審中，尚未公布結果</w:t>
+            </w:r>
+          </w:p>
+        </w:tc>
+      </w:tr>
+      <w:tr>
+        <w:trPr>
+          <w:jc w:val="center"/>
+        </w:trPr>
+        <w:tc>
+          <w:tcPr>
+            <w:tcW w:w="9620" w:type="dxa"/>
+            <w:tcBorders>
+              <w:top w:val="single" w:sz="18" w:space="0" w:color="000000"/>
+              <w:left w:val="single" w:sz="18" w:space="0" w:color="000000"/>
+              <w:bottom w:val="single" w:sz="18" w:space="0" w:color="000000"/>
+              <w:right w:val="single" w:sz="18" w:space="0" w:color="000000"/>
+            </w:tcBorders>
+            <w:tcMar>
+              <w:top w:w="80" w:type="dxa"/>
+              <w:left w:w="120" w:type="dxa"/>
+              <w:bottom w:w="80" w:type="dxa"/>
+              <w:right w:w="120" w:type="dxa"/>
+            </w:tcMar>
+            <w:vAlign w:val="center"/>
+            <w:hideMark/>
+          </w:tcPr>
+          <w:p>
+            <w:pPr>
+              <w:spacing w:line="384" w:lineRule="auto"/>
+              <w:jc w:val="both"/>
+              <w:rPr>
+                <w:rFonts w:ascii="Times New Roman" w:eastAsia="標楷體" w:hAnsi="Times New Roman" w:cs="Times New Roman"/>
+              </w:rPr>
+            </w:pPr>
+            <w:r>
+              <w:rPr>
+                <w:rFonts w:ascii="Times New Roman" w:eastAsia="標楷體" w:hAnsi="Times New Roman" w:cs="Times New Roman"/>
+              </w:rPr>
+              <w:t>參賽年次：</w:t>
+            </w:r>
+            <w:r>
+              <w:rPr>
+                <w:rFonts w:ascii="Times New Roman" w:eastAsia="標楷體" w:hAnsi="Times New Roman" w:cs="Times New Roman"/>
+              </w:rPr>
+              <w:t>2026</w:t>
+            </w:r>
+            <w:r>
+              <w:rPr>
+                <w:rFonts w:ascii="Times New Roman" w:eastAsia="標楷體" w:hAnsi="Times New Roman" w:cs="Times New Roman"/>
+              </w:rPr>
+              <w:t>年</w:t>
+            </w:r>
+          </w:p>
+          <w:p>
+            <w:pPr>
+              <w:spacing w:line="384" w:lineRule="auto"/>
+              <w:jc w:val="both"/>
+              <w:rPr>
+                <w:rFonts w:ascii="Times New Roman" w:eastAsia="標楷體" w:hAnsi="Times New Roman" w:cs="Times New Roman"/>
+              </w:rPr>
+            </w:pPr>
+            <w:r>
+              <w:rPr>
+                <w:rFonts w:ascii="Times New Roman" w:eastAsia="標楷體" w:hAnsi="Times New Roman" w:cs="Times New Roman"/>
+              </w:rPr>
+              <w:t>競賽名稱：</w:t>
+            </w:r>
+            <w:r>
+              <w:rPr>
+                <w:rFonts w:ascii="Times New Roman" w:eastAsia="標楷體" w:hAnsi="Times New Roman" w:cs="Times New Roman"/>
+              </w:rPr>
+              <w:t>2026</w:t>
+            </w:r>
+            <w:r>
+              <w:rPr>
+                <w:rFonts w:ascii="Times New Roman" w:eastAsia="標楷體" w:hAnsi="Times New Roman" w:cs="Times New Roman"/>
+              </w:rPr>
+              <w:t>第</w:t>
+            </w:r>
+            <w:r>
+              <w:rPr>
+                <w:rFonts w:ascii="Times New Roman" w:eastAsia="標楷體" w:hAnsi="Times New Roman" w:cs="Times New Roman"/>
+              </w:rPr>
+              <w:t>31</w:t>
+            </w:r>
+            <w:r>
+              <w:rPr>
+                <w:rFonts w:ascii="Times New Roman" w:eastAsia="標楷體" w:hAnsi="Times New Roman" w:cs="Times New Roman"/>
+              </w:rPr>
+              <w:t>屆大專校院資訊應用服務創新競賽</w:t>
+            </w:r>
+            <w:r>
+              <w:rPr>
+                <w:rFonts w:ascii="Times New Roman" w:eastAsia="標楷體" w:hAnsi="Times New Roman" w:cs="Times New Roman" w:hint="eastAsia"/>
+              </w:rPr>
+              <w:t>（臺北生活好便利創新應用組）</w:t>
+            </w:r>
+          </w:p>
+          <w:p>
+            <w:pPr>
+              <w:spacing w:line="384" w:lineRule="auto"/>
+              <w:jc w:val="both"/>
+              <w:rPr>
+                <w:rFonts w:ascii="Times New Roman" w:eastAsia="標楷體" w:hAnsi="Times New Roman" w:cs="Times New Roman"/>
+              </w:rPr>
+            </w:pPr>
+            <w:r>
+              <w:rPr>
+                <w:rFonts w:ascii="Times New Roman" w:eastAsia="標楷體" w:hAnsi="Times New Roman" w:cs="Times New Roman"/>
+              </w:rPr>
+              <w:t>作品名稱：救「舊」我的書</w:t>
+            </w:r>
+          </w:p>
+          <w:p>
+            <w:pPr>
+              <w:spacing w:line="384" w:lineRule="auto"/>
+              <w:jc w:val="both"/>
+              <w:rPr>
+                <w:rFonts w:ascii="Times New Roman" w:eastAsia="標楷體" w:hAnsi="Times New Roman" w:cs="Times New Roman"/>
               </w:rPr>
             </w:pPr>
             <w:r>
@@ -765,10 +848,10 @@
         <w:tblLook w:val="04A0" w:firstRow="1" w:lastRow="0" w:firstColumn="1" w:lastColumn="0" w:noHBand="0" w:noVBand="1"/>
       </w:tblPr>
       <w:tblGrid>
-        <w:gridCol w:w="1040"/>
+        <w:gridCol w:w="1041"/>
         <w:gridCol w:w="1239"/>
-        <w:gridCol w:w="3000"/>
-        <w:gridCol w:w="4341"/>
+        <w:gridCol w:w="3098"/>
+        <w:gridCol w:w="4242"/>
       </w:tblGrid>
       <w:tr>
         <w:trPr>
@@ -892,7 +975,7 @@
         </w:tc>
         <w:tc>
           <w:tcPr>
-            <w:tcW w:w="1559" w:type="pct"/>
+            <w:tcW w:w="1610" w:type="pct"/>
             <w:tcBorders>
               <w:top w:val="single" w:sz="8" w:space="0" w:color="000000"/>
               <w:left w:val="single" w:sz="8" w:space="0" w:color="000000"/>
@@ -929,7 +1012,7 @@
         </w:tc>
         <w:tc>
           <w:tcPr>
-            <w:tcW w:w="2256" w:type="pct"/>
+            <w:tcW w:w="2205" w:type="pct"/>
             <w:tcBorders>
               <w:top w:val="single" w:sz="8" w:space="0" w:color="000000"/>
               <w:left w:val="single" w:sz="8" w:space="0" w:color="000000"/>
@@ -1028,7 +1111,7 @@
                 <w:sz w:val="22"/>
                 <w:szCs w:val="22"/>
               </w:rPr>
-              <w:t>■</w:t>
+              <w:t>□</w:t>
             </w:r>
           </w:p>
         </w:tc>
@@ -1070,26 +1153,26 @@
         </w:tc>
         <w:tc>
           <w:tcPr>
-            <w:tcW w:w="1559" w:type="pct"/>
-            <w:tcBorders>
-              <w:top w:val="single" w:sz="8" w:space="0" w:color="000000"/>
-              <w:left w:val="single" w:sz="8" w:space="0" w:color="000000"/>
-              <w:bottom w:val="single" w:sz="8" w:space="0" w:color="000000"/>
-              <w:right w:val="single" w:sz="8" w:space="0" w:color="000000"/>
-            </w:tcBorders>
-            <w:tcMar>
-              <w:top w:w="60" w:type="dxa"/>
-              <w:left w:w="80" w:type="dxa"/>
-              <w:bottom w:w="60" w:type="dxa"/>
-              <w:right w:w="80" w:type="dxa"/>
-            </w:tcMar>
-            <w:vAlign w:val="center"/>
-            <w:hideMark/>
-          </w:tcPr>
-          <w:p>
-            <w:pPr>
-              <w:rPr>
-                <w:rFonts w:ascii="Times New Roman" w:eastAsia="標楷體" w:hAnsi="Times New Roman" w:cs="Times New Roman" w:hint="eastAsia"/>
+            <w:tcW w:w="1610" w:type="pct"/>
+            <w:tcBorders>
+              <w:top w:val="single" w:sz="8" w:space="0" w:color="000000"/>
+              <w:left w:val="single" w:sz="8" w:space="0" w:color="000000"/>
+              <w:bottom w:val="single" w:sz="8" w:space="0" w:color="000000"/>
+              <w:right w:val="single" w:sz="8" w:space="0" w:color="000000"/>
+            </w:tcBorders>
+            <w:tcMar>
+              <w:top w:w="60" w:type="dxa"/>
+              <w:left w:w="80" w:type="dxa"/>
+              <w:bottom w:w="60" w:type="dxa"/>
+              <w:right w:w="80" w:type="dxa"/>
+            </w:tcMar>
+            <w:vAlign w:val="center"/>
+            <w:hideMark/>
+          </w:tcPr>
+          <w:p>
+            <w:pPr>
+              <w:rPr>
+                <w:rFonts w:ascii="Times New Roman" w:eastAsia="標楷體" w:hAnsi="Times New Roman" w:cs="Times New Roman"/>
                 <w:sz w:val="22"/>
                 <w:szCs w:val="22"/>
               </w:rPr>
@@ -1106,94 +1189,30 @@
         </w:tc>
         <w:tc>
           <w:tcPr>
-            <w:tcW w:w="2256" w:type="pct"/>
-            <w:tcBorders>
-              <w:top w:val="single" w:sz="8" w:space="0" w:color="000000"/>
-              <w:left w:val="single" w:sz="8" w:space="0" w:color="000000"/>
-              <w:bottom w:val="single" w:sz="8" w:space="0" w:color="000000"/>
-              <w:right w:val="single" w:sz="8" w:space="0" w:color="000000"/>
-            </w:tcBorders>
-            <w:tcMar>
-              <w:top w:w="60" w:type="dxa"/>
-              <w:left w:w="80" w:type="dxa"/>
-              <w:bottom w:w="60" w:type="dxa"/>
-              <w:right w:w="80" w:type="dxa"/>
-            </w:tcMar>
-            <w:vAlign w:val="center"/>
-            <w:hideMark/>
-          </w:tcPr>
-          <w:p>
-            <w:pPr>
-              <w:rPr>
-                <w:rFonts w:ascii="Times New Roman" w:eastAsia="標楷體" w:hAnsi="Times New Roman" w:cs="Times New Roman"/>
-                <w:sz w:val="22"/>
-                <w:szCs w:val="22"/>
-              </w:rPr>
-            </w:pPr>
-            <w:r>
-              <w:rPr>
-                <w:rFonts w:ascii="Times New Roman" w:eastAsia="標楷體" w:hAnsi="Times New Roman" w:cs="Times New Roman"/>
-                <w:sz w:val="22"/>
-                <w:szCs w:val="22"/>
-              </w:rPr>
-              <w:t>副標題改為「</w:t>
-            </w:r>
-            <w:r>
-              <w:rPr>
-                <w:rFonts w:ascii="Times New Roman" w:eastAsia="標楷體" w:hAnsi="Times New Roman" w:cs="Times New Roman"/>
-                <w:sz w:val="22"/>
-                <w:szCs w:val="22"/>
-              </w:rPr>
-              <w:t xml:space="preserve">AI </w:t>
-            </w:r>
-            <w:r>
-              <w:rPr>
-                <w:rFonts w:ascii="Times New Roman" w:eastAsia="標楷體" w:hAnsi="Times New Roman" w:cs="Times New Roman"/>
-                <w:sz w:val="22"/>
-                <w:szCs w:val="22"/>
-              </w:rPr>
-              <w:t>智慧服務</w:t>
-            </w:r>
-            <w:r>
-              <w:rPr>
-                <w:rFonts w:ascii="Times New Roman" w:eastAsia="標楷體" w:hAnsi="Times New Roman" w:cs="Times New Roman"/>
-                <w:sz w:val="22"/>
-                <w:szCs w:val="22"/>
-              </w:rPr>
-              <w:t xml:space="preserve"> × App </w:t>
-            </w:r>
-            <w:r>
-              <w:rPr>
-                <w:rFonts w:ascii="Times New Roman" w:eastAsia="標楷體" w:hAnsi="Times New Roman" w:cs="Times New Roman"/>
-                <w:sz w:val="22"/>
-                <w:szCs w:val="22"/>
-              </w:rPr>
-              <w:t>交易平台</w:t>
-            </w:r>
-            <w:r>
-              <w:rPr>
-                <w:rFonts w:ascii="Times New Roman" w:eastAsia="標楷體" w:hAnsi="Times New Roman" w:cs="Times New Roman"/>
-                <w:sz w:val="22"/>
-                <w:szCs w:val="22"/>
-              </w:rPr>
-              <w:t xml:space="preserve"> × IoT </w:t>
-            </w:r>
-            <w:r>
-              <w:rPr>
-                <w:rFonts w:ascii="Times New Roman" w:eastAsia="標楷體" w:hAnsi="Times New Roman" w:cs="Times New Roman"/>
-                <w:sz w:val="22"/>
-                <w:szCs w:val="22"/>
-              </w:rPr>
-              <w:t>智慧書櫃</w:t>
-            </w:r>
-            <w:r>
-              <w:rPr>
-                <w:rFonts w:ascii="Times New Roman" w:eastAsia="標楷體" w:hAnsi="Times New Roman" w:cs="Times New Roman"/>
-                <w:sz w:val="22"/>
-                <w:szCs w:val="22"/>
-              </w:rPr>
-              <w:t>」</w:t>
-            </w:r>
+            <w:tcW w:w="2205" w:type="pct"/>
+            <w:tcBorders>
+              <w:top w:val="single" w:sz="8" w:space="0" w:color="000000"/>
+              <w:left w:val="single" w:sz="8" w:space="0" w:color="000000"/>
+              <w:bottom w:val="single" w:sz="8" w:space="0" w:color="000000"/>
+              <w:right w:val="single" w:sz="8" w:space="0" w:color="000000"/>
+            </w:tcBorders>
+            <w:tcMar>
+              <w:top w:w="60" w:type="dxa"/>
+              <w:left w:w="80" w:type="dxa"/>
+              <w:bottom w:w="60" w:type="dxa"/>
+              <w:right w:w="80" w:type="dxa"/>
+            </w:tcMar>
+            <w:vAlign w:val="center"/>
+            <w:hideMark/>
+          </w:tcPr>
+          <w:p>
+            <w:pPr>
+              <w:rPr>
+                <w:rFonts w:ascii="Times New Roman" w:eastAsia="標楷體" w:hAnsi="Times New Roman" w:cs="Times New Roman"/>
+                <w:sz w:val="22"/>
+                <w:szCs w:val="22"/>
+              </w:rPr>
+            </w:pPr>
           </w:p>
         </w:tc>
       </w:tr>
@@ -1277,7 +1296,7 @@
         </w:tc>
         <w:tc>
           <w:tcPr>
-            <w:tcW w:w="1559" w:type="pct"/>
+            <w:tcW w:w="1610" w:type="pct"/>
             <w:tcBorders>
               <w:top w:val="single" w:sz="8" w:space="0" w:color="000000"/>
               <w:left w:val="single" w:sz="8" w:space="0" w:color="000000"/>
@@ -1313,38 +1332,30 @@
         </w:tc>
         <w:tc>
           <w:tcPr>
-            <w:tcW w:w="2256" w:type="pct"/>
-            <w:tcBorders>
-              <w:top w:val="single" w:sz="8" w:space="0" w:color="000000"/>
-              <w:left w:val="single" w:sz="8" w:space="0" w:color="000000"/>
-              <w:bottom w:val="single" w:sz="8" w:space="0" w:color="000000"/>
-              <w:right w:val="single" w:sz="8" w:space="0" w:color="000000"/>
-            </w:tcBorders>
-            <w:tcMar>
-              <w:top w:w="60" w:type="dxa"/>
-              <w:left w:w="80" w:type="dxa"/>
-              <w:bottom w:w="60" w:type="dxa"/>
-              <w:right w:w="80" w:type="dxa"/>
-            </w:tcMar>
-            <w:vAlign w:val="center"/>
-            <w:hideMark/>
-          </w:tcPr>
-          <w:p>
-            <w:pPr>
-              <w:rPr>
-                <w:rFonts w:ascii="Times New Roman" w:eastAsia="標楷體" w:hAnsi="Times New Roman" w:cs="Times New Roman"/>
-                <w:sz w:val="22"/>
-                <w:szCs w:val="22"/>
-              </w:rPr>
-            </w:pPr>
-            <w:r>
-              <w:rPr>
-                <w:rFonts w:ascii="Times New Roman" w:eastAsia="標楷體" w:hAnsi="Times New Roman" w:cs="Times New Roman"/>
-                <w:sz w:val="22"/>
-                <w:szCs w:val="22"/>
-              </w:rPr>
-              <w:t>本屆提案說明書依競賽規範亦未設摘要，未更新。</w:t>
-            </w:r>
+            <w:tcW w:w="2205" w:type="pct"/>
+            <w:tcBorders>
+              <w:top w:val="single" w:sz="8" w:space="0" w:color="000000"/>
+              <w:left w:val="single" w:sz="8" w:space="0" w:color="000000"/>
+              <w:bottom w:val="single" w:sz="8" w:space="0" w:color="000000"/>
+              <w:right w:val="single" w:sz="8" w:space="0" w:color="000000"/>
+            </w:tcBorders>
+            <w:tcMar>
+              <w:top w:w="60" w:type="dxa"/>
+              <w:left w:w="80" w:type="dxa"/>
+              <w:bottom w:w="60" w:type="dxa"/>
+              <w:right w:w="80" w:type="dxa"/>
+            </w:tcMar>
+            <w:vAlign w:val="center"/>
+            <w:hideMark/>
+          </w:tcPr>
+          <w:p>
+            <w:pPr>
+              <w:rPr>
+                <w:rFonts w:ascii="Times New Roman" w:eastAsia="標楷體" w:hAnsi="Times New Roman" w:cs="Times New Roman" w:hint="eastAsia"/>
+                <w:sz w:val="22"/>
+                <w:szCs w:val="22"/>
+              </w:rPr>
+            </w:pPr>
           </w:p>
         </w:tc>
       </w:tr>
@@ -1452,7 +1463,7 @@
         </w:tc>
         <w:tc>
           <w:tcPr>
-            <w:tcW w:w="1559" w:type="pct"/>
+            <w:tcW w:w="1610" w:type="pct"/>
             <w:tcBorders>
               <w:top w:val="single" w:sz="8" w:space="0" w:color="000000"/>
               <w:left w:val="single" w:sz="8" w:space="0" w:color="000000"/>
@@ -1504,7 +1515,7 @@
         </w:tc>
         <w:tc>
           <w:tcPr>
-            <w:tcW w:w="2256" w:type="pct"/>
+            <w:tcW w:w="2205" w:type="pct"/>
             <w:tcBorders>
               <w:top w:val="single" w:sz="8" w:space="0" w:color="000000"/>
               <w:left w:val="single" w:sz="8" w:space="0" w:color="000000"/>
@@ -1619,7 +1630,7 @@
         </w:tc>
         <w:tc>
           <w:tcPr>
-            <w:tcW w:w="1559" w:type="pct"/>
+            <w:tcW w:w="1610" w:type="pct"/>
             <w:tcBorders>
               <w:top w:val="single" w:sz="8" w:space="0" w:color="000000"/>
               <w:left w:val="single" w:sz="8" w:space="0" w:color="000000"/>
@@ -1671,7 +1682,7 @@
         </w:tc>
         <w:tc>
           <w:tcPr>
-            <w:tcW w:w="2256" w:type="pct"/>
+            <w:tcW w:w="2205" w:type="pct"/>
             <w:tcBorders>
               <w:top w:val="single" w:sz="8" w:space="0" w:color="000000"/>
               <w:left w:val="single" w:sz="8" w:space="0" w:color="000000"/>
@@ -1834,7 +1845,7 @@
         </w:tc>
         <w:tc>
           <w:tcPr>
-            <w:tcW w:w="1559" w:type="pct"/>
+            <w:tcW w:w="1610" w:type="pct"/>
             <w:tcBorders>
               <w:top w:val="single" w:sz="8" w:space="0" w:color="000000"/>
               <w:left w:val="single" w:sz="8" w:space="0" w:color="000000"/>
@@ -1902,38 +1913,30 @@
         </w:tc>
         <w:tc>
           <w:tcPr>
-            <w:tcW w:w="2256" w:type="pct"/>
-            <w:tcBorders>
-              <w:top w:val="single" w:sz="8" w:space="0" w:color="000000"/>
-              <w:left w:val="single" w:sz="8" w:space="0" w:color="000000"/>
-              <w:bottom w:val="single" w:sz="8" w:space="0" w:color="000000"/>
-              <w:right w:val="single" w:sz="8" w:space="0" w:color="000000"/>
-            </w:tcBorders>
-            <w:tcMar>
-              <w:top w:w="60" w:type="dxa"/>
-              <w:left w:w="80" w:type="dxa"/>
-              <w:bottom w:w="60" w:type="dxa"/>
-              <w:right w:w="80" w:type="dxa"/>
-            </w:tcMar>
-            <w:vAlign w:val="center"/>
-            <w:hideMark/>
-          </w:tcPr>
-          <w:p>
-            <w:pPr>
-              <w:rPr>
-                <w:rFonts w:ascii="Times New Roman" w:eastAsia="標楷體" w:hAnsi="Times New Roman" w:cs="Times New Roman"/>
-                <w:sz w:val="22"/>
-                <w:szCs w:val="22"/>
-              </w:rPr>
-            </w:pPr>
-            <w:r>
-              <w:rPr>
-                <w:rFonts w:ascii="Times New Roman" w:eastAsia="標楷體" w:hAnsi="Times New Roman" w:cs="Times New Roman"/>
-                <w:sz w:val="22"/>
-                <w:szCs w:val="22"/>
-              </w:rPr>
-              <w:t>未新增測試數據，沿用原結果並併入技術可行性說明。</w:t>
-            </w:r>
+            <w:tcW w:w="2205" w:type="pct"/>
+            <w:tcBorders>
+              <w:top w:val="single" w:sz="8" w:space="0" w:color="000000"/>
+              <w:left w:val="single" w:sz="8" w:space="0" w:color="000000"/>
+              <w:bottom w:val="single" w:sz="8" w:space="0" w:color="000000"/>
+              <w:right w:val="single" w:sz="8" w:space="0" w:color="000000"/>
+            </w:tcBorders>
+            <w:tcMar>
+              <w:top w:w="60" w:type="dxa"/>
+              <w:left w:w="80" w:type="dxa"/>
+              <w:bottom w:w="60" w:type="dxa"/>
+              <w:right w:w="80" w:type="dxa"/>
+            </w:tcMar>
+            <w:vAlign w:val="center"/>
+            <w:hideMark/>
+          </w:tcPr>
+          <w:p>
+            <w:pPr>
+              <w:rPr>
+                <w:rFonts w:ascii="Times New Roman" w:eastAsia="標楷體" w:hAnsi="Times New Roman" w:cs="Times New Roman" w:hint="eastAsia"/>
+                <w:sz w:val="22"/>
+                <w:szCs w:val="22"/>
+              </w:rPr>
+            </w:pPr>
           </w:p>
         </w:tc>
       </w:tr>
@@ -2017,7 +2020,7 @@
         </w:tc>
         <w:tc>
           <w:tcPr>
-            <w:tcW w:w="1559" w:type="pct"/>
+            <w:tcW w:w="1610" w:type="pct"/>
             <w:tcBorders>
               <w:top w:val="single" w:sz="8" w:space="0" w:color="000000"/>
               <w:left w:val="single" w:sz="8" w:space="0" w:color="000000"/>
@@ -2053,7 +2056,7 @@
         </w:tc>
         <w:tc>
           <w:tcPr>
-            <w:tcW w:w="2256" w:type="pct"/>
+            <w:tcW w:w="2205" w:type="pct"/>
             <w:tcBorders>
               <w:top w:val="single" w:sz="8" w:space="0" w:color="000000"/>
               <w:left w:val="single" w:sz="8" w:space="0" w:color="000000"/>
@@ -2184,7 +2187,7 @@
         </w:tc>
         <w:tc>
           <w:tcPr>
-            <w:tcW w:w="1559" w:type="pct"/>
+            <w:tcW w:w="1610" w:type="pct"/>
             <w:tcBorders>
               <w:top w:val="single" w:sz="8" w:space="0" w:color="000000"/>
               <w:left w:val="single" w:sz="8" w:space="0" w:color="000000"/>
@@ -2220,7 +2223,7 @@
         </w:tc>
         <w:tc>
           <w:tcPr>
-            <w:tcW w:w="2256" w:type="pct"/>
+            <w:tcW w:w="2205" w:type="pct"/>
             <w:tcBorders>
               <w:top w:val="single" w:sz="8" w:space="0" w:color="000000"/>
               <w:left w:val="single" w:sz="8" w:space="0" w:color="000000"/>
@@ -2351,7 +2354,7 @@
         </w:tc>
         <w:tc>
           <w:tcPr>
-            <w:tcW w:w="1559" w:type="pct"/>
+            <w:tcW w:w="1610" w:type="pct"/>
             <w:tcBorders>
               <w:top w:val="single" w:sz="8" w:space="0" w:color="000000"/>
               <w:left w:val="single" w:sz="8" w:space="0" w:color="000000"/>
@@ -2403,7 +2406,7 @@
         </w:tc>
         <w:tc>
           <w:tcPr>
-            <w:tcW w:w="2256" w:type="pct"/>
+            <w:tcW w:w="2205" w:type="pct"/>
             <w:tcBorders>
               <w:top w:val="single" w:sz="8" w:space="0" w:color="000000"/>
               <w:left w:val="single" w:sz="8" w:space="0" w:color="000000"/>
@@ -2519,8 +2522,10 @@
       <w:r>
         <w:rPr>
           <w:rFonts w:ascii="Times New Roman" w:eastAsia="標楷體" w:hAnsi="Times New Roman" w:cs="Times New Roman"/>
-        </w:rPr>
-        <w:t>□</w:t>
+          <w:b/>
+          <w:bCs/>
+        </w:rPr>
+        <w:t>■</w:t>
       </w:r>
       <w:r>
         <w:rPr>
@@ -2564,9 +2569,13 @@
       <w:r>
         <w:rPr>
           <w:rFonts w:ascii="Times New Roman" w:eastAsia="標楷體" w:hAnsi="Times New Roman" w:cs="Times New Roman"/>
-        </w:rPr>
-        <w:t>□</w:t>
-      </w:r>
+          <w:b/>
+          <w:bCs/>
+        </w:rPr>
+        <w:t>■</w:t>
+      </w:r>
+      <w:bookmarkStart w:id="0" w:name="_GoBack"/>
+      <w:bookmarkEnd w:id="0"/>
       <w:r>
         <w:rPr>
           <w:rFonts w:ascii="Times New Roman" w:eastAsia="標楷體" w:hAnsi="Times New Roman" w:cs="Times New Roman"/>
@@ -2609,7 +2618,7 @@
 </file>
 
 <file path=word/endnotes.xml><?xml version="1.0" encoding="utf-8"?>
-<w:endnotes xmlns:wpc="http://schemas.microsoft.com/office/word/2010/wordprocessingCanvas" xmlns:cx="http://schemas.microsoft.com/office/drawing/2014/chartex" xmlns:cx1="http://schemas.microsoft.com/office/drawing/2015/9/8/chartex" xmlns:cx2="http://schemas.microsoft.com/office/drawing/2015/10/21/chartex" xmlns:cx3="http://schemas.microsoft.com/office/drawing/2016/5/9/chartex" xmlns:cx4="http://schemas.microsoft.com/office/drawing/2016/5/10/chartex" xmlns:cx5="http://schemas.microsoft.com/office/drawing/2016/5/11/chartex" xmlns:cx6="http://schemas.microsoft.com/office/drawing/2016/5/12/chartex" xmlns:cx7="http://schemas.microsoft.com/office/drawing/2016/5/13/chartex" xmlns:cx8="http://schemas.microsoft.com/office/drawing/2016/5/14/chartex" xmlns:mc="http://schemas.openxmlformats.org/markup-compatibility/2006" xmlns:aink="http://schemas.microsoft.com/office/drawing/2016/ink" xmlns:am3d="http://schemas.microsoft.com/office/drawing/2017/model3d" xmlns:o="urn:schemas-microsoft-com:office:office" xmlns:oel="http://schemas.microsoft.com/office/2019/extlst" xmlns:r="http://schemas.openxmlformats.org/officeDocument/2006/relationships" xmlns:m="http://schemas.openxmlformats.org/officeDocument/2006/math" xmlns:v="urn:schemas-microsoft-com:vml" xmlns:wp14="http://schemas.microsoft.com/office/word/2010/wordprocessingDrawing" xmlns:wp="http://schemas.openxmlformats.org/drawingml/2006/wordprocessingDrawing" xmlns:w10="urn:schemas-microsoft-com:office:word" xmlns:w="http://schemas.openxmlformats.org/wordprocessingml/2006/main" xmlns:w14="http://schemas.microsoft.com/office/word/2010/wordml" xmlns:w15="http://schemas.microsoft.com/office/word/2012/wordml" xmlns:w16cex="http://schemas.microsoft.com/office/word/2018/wordml/cex" xmlns:w16cid="http://schemas.microsoft.com/office/word/2016/wordml/cid" xmlns:w16="http://schemas.microsoft.com/office/word/2018/wordml" xmlns:w16du="http://schemas.microsoft.com/office/word/2023/wordml/word16du" xmlns:w16sdtdh="http://schemas.microsoft.com/office/word/2020/wordml/sdtdatahash" xmlns:w16sdtfl="http://schemas.microsoft.com/office/word/2024/wordml/sdtformatlock" xmlns:w16se="http://schemas.microsoft.com/office/word/2015/wordml/symex" xmlns:wpg="http://schemas.microsoft.com/office/word/2010/wordprocessingGroup" xmlns:wpi="http://schemas.microsoft.com/office/word/2010/wordprocessingInk" xmlns:wne="http://schemas.microsoft.com/office/word/2006/wordml" xmlns:wps="http://schemas.microsoft.com/office/word/2010/wordprocessingShape" mc:Ignorable="w14 w15 w16se w16cid w16 w16cex w16sdtdh w16sdtfl w16du wp14">
+<w:endnotes xmlns:wpc="http://schemas.microsoft.com/office/word/2010/wordprocessingCanvas" xmlns:cx="http://schemas.microsoft.com/office/drawing/2014/chartex" xmlns:mc="http://schemas.openxmlformats.org/markup-compatibility/2006" xmlns:o="urn:schemas-microsoft-com:office:office" xmlns:r="http://schemas.openxmlformats.org/officeDocument/2006/relationships" xmlns:m="http://schemas.openxmlformats.org/officeDocument/2006/math" xmlns:v="urn:schemas-microsoft-com:vml" xmlns:wp14="http://schemas.microsoft.com/office/word/2010/wordprocessingDrawing" xmlns:wp="http://schemas.openxmlformats.org/drawingml/2006/wordprocessingDrawing" xmlns:w10="urn:schemas-microsoft-com:office:word" xmlns:w="http://schemas.openxmlformats.org/wordprocessingml/2006/main" xmlns:w14="http://schemas.microsoft.com/office/word/2010/wordml" xmlns:w15="http://schemas.microsoft.com/office/word/2012/wordml" xmlns:w16se="http://schemas.microsoft.com/office/word/2015/wordml/symex" xmlns:wpg="http://schemas.microsoft.com/office/word/2010/wordprocessingGroup" xmlns:wpi="http://schemas.microsoft.com/office/word/2010/wordprocessingInk" xmlns:wne="http://schemas.microsoft.com/office/word/2006/wordml" xmlns:wps="http://schemas.microsoft.com/office/word/2010/wordprocessingShape" mc:Ignorable="w14 w15 w16se wp14">
   <w:endnote w:type="separator" w:id="-1">
     <w:p>
       <w:r>
@@ -2628,7 +2637,7 @@
 </file>
 
 <file path=word/footnotes.xml><?xml version="1.0" encoding="utf-8"?>
-<w:footnotes xmlns:wpc="http://schemas.microsoft.com/office/word/2010/wordprocessingCanvas" xmlns:cx="http://schemas.microsoft.com/office/drawing/2014/chartex" xmlns:cx1="http://schemas.microsoft.com/office/drawing/2015/9/8/chartex" xmlns:cx2="http://schemas.microsoft.com/office/drawing/2015/10/21/chartex" xmlns:cx3="http://schemas.microsoft.com/office/drawing/2016/5/9/chartex" xmlns:cx4="http://schemas.microsoft.com/office/drawing/2016/5/10/chartex" xmlns:cx5="http://schemas.microsoft.com/office/drawing/2016/5/11/chartex" xmlns:cx6="http://schemas.microsoft.com/office/drawing/2016/5/12/chartex" xmlns:cx7="http://schemas.microsoft.com/office/drawing/2016/5/13/chartex" xmlns:cx8="http://schemas.microsoft.com/office/drawing/2016/5/14/chartex" xmlns:mc="http://schemas.openxmlformats.org/markup-compatibility/2006" xmlns:aink="http://schemas.microsoft.com/office/drawing/2016/ink" xmlns:am3d="http://schemas.microsoft.com/office/drawing/2017/model3d" xmlns:o="urn:schemas-microsoft-com:office:office" xmlns:oel="http://schemas.microsoft.com/office/2019/extlst" xmlns:r="http://schemas.openxmlformats.org/officeDocument/2006/relationships" xmlns:m="http://schemas.openxmlformats.org/officeDocument/2006/math" xmlns:v="urn:schemas-microsoft-com:vml" xmlns:wp14="http://schemas.microsoft.com/office/word/2010/wordprocessingDrawing" xmlns:wp="http://schemas.openxmlformats.org/drawingml/2006/wordprocessingDrawing" xmlns:w10="urn:schemas-microsoft-com:office:word" xmlns:w="http://schemas.openxmlformats.org/wordprocessingml/2006/main" xmlns:w14="http://schemas.microsoft.com/office/word/2010/wordml" xmlns:w15="http://schemas.microsoft.com/office/word/2012/wordml" xmlns:w16cex="http://schemas.microsoft.com/office/word/2018/wordml/cex" xmlns:w16cid="http://schemas.microsoft.com/office/word/2016/wordml/cid" xmlns:w16="http://schemas.microsoft.com/office/word/2018/wordml" xmlns:w16du="http://schemas.microsoft.com/office/word/2023/wordml/word16du" xmlns:w16sdtdh="http://schemas.microsoft.com/office/word/2020/wordml/sdtdatahash" xmlns:w16sdtfl="http://schemas.microsoft.com/office/word/2024/wordml/sdtformatlock" xmlns:w16se="http://schemas.microsoft.com/office/word/2015/wordml/symex" xmlns:wpg="http://schemas.microsoft.com/office/word/2010/wordprocessingGroup" xmlns:wpi="http://schemas.microsoft.com/office/word/2010/wordprocessingInk" xmlns:wne="http://schemas.microsoft.com/office/word/2006/wordml" xmlns:wps="http://schemas.microsoft.com/office/word/2010/wordprocessingShape" mc:Ignorable="w14 w15 w16se w16cid w16 w16cex w16sdtdh w16sdtfl w16du wp14">
+<w:footnotes xmlns:wpc="http://schemas.microsoft.com/office/word/2010/wordprocessingCanvas" xmlns:cx="http://schemas.microsoft.com/office/drawing/2014/chartex" xmlns:mc="http://schemas.openxmlformats.org/markup-compatibility/2006" xmlns:o="urn:schemas-microsoft-com:office:office" xmlns:r="http://schemas.openxmlformats.org/officeDocument/2006/relationships" xmlns:m="http://schemas.openxmlformats.org/officeDocument/2006/math" xmlns:v="urn:schemas-microsoft-com:vml" xmlns:wp14="http://schemas.microsoft.com/office/word/2010/wordprocessingDrawing" xmlns:wp="http://schemas.openxmlformats.org/drawingml/2006/wordprocessingDrawing" xmlns:w10="urn:schemas-microsoft-com:office:word" xmlns:w="http://schemas.openxmlformats.org/wordprocessingml/2006/main" xmlns:w14="http://schemas.microsoft.com/office/word/2010/wordml" xmlns:w15="http://schemas.microsoft.com/office/word/2012/wordml" xmlns:w16se="http://schemas.microsoft.com/office/word/2015/wordml/symex" xmlns:wpg="http://schemas.microsoft.com/office/word/2010/wordprocessingGroup" xmlns:wpi="http://schemas.microsoft.com/office/word/2010/wordprocessingInk" xmlns:wne="http://schemas.microsoft.com/office/word/2006/wordml" xmlns:wps="http://schemas.microsoft.com/office/word/2010/wordprocessingShape" mc:Ignorable="w14 w15 w16se wp14">
   <w:footnote w:type="separator" w:id="-1">
     <w:p>
       <w:r>
@@ -2647,7 +2656,7 @@
 </file>
 
 <file path=word/styles.xml><?xml version="1.0" encoding="utf-8"?>
-<w:styles xmlns:mc="http://schemas.openxmlformats.org/markup-compatibility/2006" xmlns:r="http://schemas.openxmlformats.org/officeDocument/2006/relationships" xmlns:w="http://schemas.openxmlformats.org/wordprocessingml/2006/main" xmlns:w14="http://schemas.microsoft.com/office/word/2010/wordml" xmlns:w15="http://schemas.microsoft.com/office/word/2012/wordml" xmlns:w16cex="http://schemas.microsoft.com/office/word/2018/wordml/cex" xmlns:w16cid="http://schemas.microsoft.com/office/word/2016/wordml/cid" xmlns:w16="http://schemas.microsoft.com/office/word/2018/wordml" xmlns:w16du="http://schemas.microsoft.com/office/word/2023/wordml/word16du" xmlns:w16sdtdh="http://schemas.microsoft.com/office/word/2020/wordml/sdtdatahash" xmlns:w16sdtfl="http://schemas.microsoft.com/office/word/2024/wordml/sdtformatlock" xmlns:w16se="http://schemas.microsoft.com/office/word/2015/wordml/symex" mc:Ignorable="w14 w15 w16se w16cid w16 w16cex w16sdtdh w16sdtfl w16du">
+<w:styles xmlns:mc="http://schemas.openxmlformats.org/markup-compatibility/2006" xmlns:r="http://schemas.openxmlformats.org/officeDocument/2006/relationships" xmlns:w="http://schemas.openxmlformats.org/wordprocessingml/2006/main" xmlns:w14="http://schemas.microsoft.com/office/word/2010/wordml" xmlns:w15="http://schemas.microsoft.com/office/word/2012/wordml" xmlns:w16se="http://schemas.microsoft.com/office/word/2015/wordml/symex" mc:Ignorable="w14 w15 w16se">
   <w:docDefaults>
     <w:rPrDefault>
       <w:rPr>
@@ -2657,7 +2666,7 @@
     </w:rPrDefault>
     <w:pPrDefault/>
   </w:docDefaults>
-  <w:latentStyles w:defLockedState="0" w:defUIPriority="99" w:defSemiHidden="0" w:defUnhideWhenUsed="0" w:defQFormat="0" w:count="376">
+  <w:latentStyles w:defLockedState="0" w:defUIPriority="99" w:defSemiHidden="0" w:defUnhideWhenUsed="0" w:defQFormat="0" w:count="371">
     <w:lsdException w:name="Normal" w:uiPriority="0" w:qFormat="1"/>
     <w:lsdException w:name="heading 1" w:uiPriority="9" w:qFormat="1"/>
     <w:lsdException w:name="heading 2" w:semiHidden="1" w:uiPriority="9" w:unhideWhenUsed="1" w:qFormat="1"/>
@@ -3029,11 +3038,6 @@
     <w:lsdException w:name="List Table 5 Dark Accent 6" w:uiPriority="50"/>
     <w:lsdException w:name="List Table 6 Colorful Accent 6" w:uiPriority="51"/>
     <w:lsdException w:name="List Table 7 Colorful Accent 6" w:uiPriority="52"/>
-    <w:lsdException w:name="Mention" w:semiHidden="1" w:unhideWhenUsed="1"/>
-    <w:lsdException w:name="Smart Hyperlink" w:semiHidden="1" w:unhideWhenUsed="1"/>
-    <w:lsdException w:name="Hashtag" w:semiHidden="1" w:unhideWhenUsed="1"/>
-    <w:lsdException w:name="Unresolved Mention" w:semiHidden="1" w:unhideWhenUsed="1"/>
-    <w:lsdException w:name="Smart Link" w:semiHidden="1" w:unhideWhenUsed="1"/>
   </w:latentStyles>
   <w:style w:type="paragraph" w:default="1" w:styleId="a">
     <w:name w:val="Normal"/>
